--- a/dic/نماذج الافراد/نموذج توقيع التعاميم.docx
+++ b/dic/نماذج الافراد/نموذج توقيع التعاميم.docx
@@ -23,6 +23,7 @@
         </w:rPr>
         <w:t xml:space="preserve">توقيع افراد مناوبة </w:t>
       </w:r>
+      <w:proofErr w:type="gramStart"/>
       <w:r>
         <w:rPr>
           <w:rFonts w:ascii="Times New Roman" w:hAnsi="Times New Roman"/>
@@ -33,7 +34,44 @@
           <w:rtl/>
           <w:lang w:val="ar-SA"/>
         </w:rPr>
-        <w:t xml:space="preserve">( </w:t>
+        <w:t>(</w:t>
+      </w:r>
+      <w:r>
+        <w:rPr>
+          <w:rFonts w:ascii="Times New Roman" w:hAnsi="Times New Roman"/>
+          <w:b/>
+          <w:bCs/>
+          <w:sz w:val="30"/>
+          <w:szCs w:val="30"/>
+          <w:rtl/>
+          <w:lang w:val="ar-SA"/>
+        </w:rPr>
+        <w:t xml:space="preserve">  </w:t>
+      </w:r>
+      <w:proofErr w:type="gramEnd"/>
+      <w:r>
+        <w:rPr>
+          <w:rFonts w:ascii="Times New Roman" w:hAnsi="Times New Roman"/>
+          <w:b/>
+          <w:bCs/>
+          <w:sz w:val="30"/>
+          <w:szCs w:val="30"/>
+          <w:rtl/>
+          <w:lang w:val="ar-SA"/>
+        </w:rPr>
+        <w:t xml:space="preserve">             </w:t>
+      </w:r>
+      <w:r>
+        <w:rPr>
+          <w:rFonts w:ascii="Times New Roman" w:hAnsi="Times New Roman"/>
+          <w:b/>
+          <w:bCs/>
+          <w:sz w:val="30"/>
+          <w:szCs w:val="30"/>
+          <w:rtl/>
+          <w:lang w:val="ar-SA"/>
+        </w:rPr>
+        <w:t xml:space="preserve"> </w:t>
       </w:r>
       <w:r>
         <w:rPr>
@@ -44,7 +82,7 @@
           <w:rtl/>
           <w:lang w:val="ar-SA"/>
         </w:rPr>
-        <w:t xml:space="preserve">أ </w:t>
+        <w:t xml:space="preserve"> </w:t>
       </w:r>
       <w:r>
         <w:rPr>
@@ -57,52 +95,6 @@
           <w:lang w:val="ar-SA"/>
         </w:rPr>
         <w:t xml:space="preserve">) </w:t>
-      </w:r>
-      <w:r>
-        <w:rPr>
-          <w:b/>
-          <w:bCs/>
-          <w:sz w:val="30"/>
-          <w:szCs w:val="30"/>
-          <w:rtl/>
-          <w:lang w:val="ar-SA"/>
-        </w:rPr>
-        <w:t xml:space="preserve">قدوم </w:t>
-      </w:r>
-      <w:r>
-        <w:rPr>
-          <w:rFonts w:ascii="Times New Roman" w:hAnsi="Times New Roman"/>
-          <w:b/>
-          <w:bCs/>
-          <w:sz w:val="30"/>
-          <w:szCs w:val="30"/>
-          <w:rtl/>
-          <w:lang w:val="ar-SA"/>
-        </w:rPr>
-        <w:t xml:space="preserve">( </w:t>
-      </w:r>
-      <w:r>
-        <w:rPr>
-          <w:b/>
-          <w:bCs/>
-          <w:sz w:val="30"/>
-          <w:szCs w:val="30"/>
-          <w:rtl/>
-          <w:lang w:val="ar-SA"/>
-        </w:rPr>
-        <w:t xml:space="preserve">٢ </w:t>
-      </w:r>
-      <w:r>
-        <w:rPr>
-          <w:rFonts w:ascii="Times New Roman" w:hAnsi="Times New Roman"/>
-          <w:b/>
-          <w:bCs/>
-          <w:sz w:val="30"/>
-          <w:szCs w:val="30"/>
-          <w:rtl/>
-          <w:lang w:val="ar-SA"/>
-        </w:rPr>
-        <w:t>)</w:t>
       </w:r>
       <w:r>
         <w:rPr>
@@ -801,7 +793,7 @@
         </w:trPr>
         <w:tc>
           <w:tcPr>
-            <w:tcW w:w="1108" w:type="dxa"/>
+            <w:tcW w:w="1109" w:type="dxa"/>
           </w:tcPr>
           <w:p>
             <w:pPr>
@@ -837,7 +829,7 @@
         </w:tc>
         <w:tc>
           <w:tcPr>
-            <w:tcW w:w="3124" w:type="dxa"/>
+            <w:tcW w:w="3125" w:type="dxa"/>
           </w:tcPr>
           <w:p>
             <w:pPr>
@@ -986,7 +978,7 @@
         </w:trPr>
         <w:tc>
           <w:tcPr>
-            <w:tcW w:w="1108" w:type="dxa"/>
+            <w:tcW w:w="1109" w:type="dxa"/>
           </w:tcPr>
           <w:p>
             <w:pPr>
@@ -1016,7 +1008,7 @@
         </w:tc>
         <w:tc>
           <w:tcPr>
-            <w:tcW w:w="3124" w:type="dxa"/>
+            <w:tcW w:w="3125" w:type="dxa"/>
           </w:tcPr>
           <w:p>
             <w:pPr>
@@ -1069,7 +1061,7 @@
         </w:trPr>
         <w:tc>
           <w:tcPr>
-            <w:tcW w:w="1108" w:type="dxa"/>
+            <w:tcW w:w="1109" w:type="dxa"/>
           </w:tcPr>
           <w:p>
             <w:pPr>
@@ -1099,7 +1091,7 @@
         </w:tc>
         <w:tc>
           <w:tcPr>
-            <w:tcW w:w="3124" w:type="dxa"/>
+            <w:tcW w:w="3125" w:type="dxa"/>
           </w:tcPr>
           <w:p>
             <w:pPr>
@@ -1152,7 +1144,7 @@
         </w:trPr>
         <w:tc>
           <w:tcPr>
-            <w:tcW w:w="1108" w:type="dxa"/>
+            <w:tcW w:w="1109" w:type="dxa"/>
           </w:tcPr>
           <w:p>
             <w:pPr>
@@ -1182,7 +1174,7 @@
         </w:tc>
         <w:tc>
           <w:tcPr>
-            <w:tcW w:w="3124" w:type="dxa"/>
+            <w:tcW w:w="3125" w:type="dxa"/>
           </w:tcPr>
           <w:p>
             <w:pPr>
@@ -1235,7 +1227,7 @@
         </w:trPr>
         <w:tc>
           <w:tcPr>
-            <w:tcW w:w="1108" w:type="dxa"/>
+            <w:tcW w:w="1109" w:type="dxa"/>
           </w:tcPr>
           <w:p>
             <w:pPr>
@@ -1265,7 +1257,7 @@
         </w:tc>
         <w:tc>
           <w:tcPr>
-            <w:tcW w:w="3124" w:type="dxa"/>
+            <w:tcW w:w="3125" w:type="dxa"/>
           </w:tcPr>
           <w:p>
             <w:pPr>
@@ -1318,7 +1310,7 @@
         </w:trPr>
         <w:tc>
           <w:tcPr>
-            <w:tcW w:w="1108" w:type="dxa"/>
+            <w:tcW w:w="1109" w:type="dxa"/>
           </w:tcPr>
           <w:p>
             <w:pPr>
@@ -1348,7 +1340,7 @@
         </w:tc>
         <w:tc>
           <w:tcPr>
-            <w:tcW w:w="3124" w:type="dxa"/>
+            <w:tcW w:w="3125" w:type="dxa"/>
           </w:tcPr>
           <w:p>
             <w:pPr>
@@ -1401,7 +1393,7 @@
         </w:trPr>
         <w:tc>
           <w:tcPr>
-            <w:tcW w:w="1108" w:type="dxa"/>
+            <w:tcW w:w="1109" w:type="dxa"/>
           </w:tcPr>
           <w:p>
             <w:pPr>
@@ -1431,7 +1423,7 @@
         </w:tc>
         <w:tc>
           <w:tcPr>
-            <w:tcW w:w="3124" w:type="dxa"/>
+            <w:tcW w:w="3125" w:type="dxa"/>
           </w:tcPr>
           <w:p>
             <w:pPr>
@@ -1484,7 +1476,7 @@
         </w:trPr>
         <w:tc>
           <w:tcPr>
-            <w:tcW w:w="1108" w:type="dxa"/>
+            <w:tcW w:w="1109" w:type="dxa"/>
           </w:tcPr>
           <w:p>
             <w:pPr>
@@ -1514,7 +1506,7 @@
         </w:tc>
         <w:tc>
           <w:tcPr>
-            <w:tcW w:w="3124" w:type="dxa"/>
+            <w:tcW w:w="3125" w:type="dxa"/>
           </w:tcPr>
           <w:p>
             <w:pPr>
@@ -1567,7 +1559,7 @@
         </w:trPr>
         <w:tc>
           <w:tcPr>
-            <w:tcW w:w="1108" w:type="dxa"/>
+            <w:tcW w:w="1109" w:type="dxa"/>
           </w:tcPr>
           <w:p>
             <w:pPr>
@@ -1597,7 +1589,7 @@
         </w:tc>
         <w:tc>
           <w:tcPr>
-            <w:tcW w:w="3124" w:type="dxa"/>
+            <w:tcW w:w="3125" w:type="dxa"/>
           </w:tcPr>
           <w:p>
             <w:pPr>
@@ -1650,7 +1642,7 @@
         </w:trPr>
         <w:tc>
           <w:tcPr>
-            <w:tcW w:w="1108" w:type="dxa"/>
+            <w:tcW w:w="1109" w:type="dxa"/>
           </w:tcPr>
           <w:p>
             <w:pPr>
@@ -1680,7 +1672,7 @@
         </w:tc>
         <w:tc>
           <w:tcPr>
-            <w:tcW w:w="3124" w:type="dxa"/>
+            <w:tcW w:w="3125" w:type="dxa"/>
           </w:tcPr>
           <w:p>
             <w:pPr>
@@ -1733,7 +1725,7 @@
         </w:trPr>
         <w:tc>
           <w:tcPr>
-            <w:tcW w:w="1108" w:type="dxa"/>
+            <w:tcW w:w="1109" w:type="dxa"/>
           </w:tcPr>
           <w:p>
             <w:pPr>
@@ -1763,7 +1755,7 @@
         </w:tc>
         <w:tc>
           <w:tcPr>
-            <w:tcW w:w="3124" w:type="dxa"/>
+            <w:tcW w:w="3125" w:type="dxa"/>
           </w:tcPr>
           <w:p>
             <w:pPr>
@@ -1816,7 +1808,7 @@
         </w:trPr>
         <w:tc>
           <w:tcPr>
-            <w:tcW w:w="1108" w:type="dxa"/>
+            <w:tcW w:w="1109" w:type="dxa"/>
           </w:tcPr>
           <w:p>
             <w:pPr>
@@ -1846,7 +1838,7 @@
         </w:tc>
         <w:tc>
           <w:tcPr>
-            <w:tcW w:w="3124" w:type="dxa"/>
+            <w:tcW w:w="3125" w:type="dxa"/>
           </w:tcPr>
           <w:p>
             <w:pPr>
@@ -1899,7 +1891,7 @@
         </w:trPr>
         <w:tc>
           <w:tcPr>
-            <w:tcW w:w="1108" w:type="dxa"/>
+            <w:tcW w:w="1109" w:type="dxa"/>
           </w:tcPr>
           <w:p>
             <w:pPr>
@@ -1929,7 +1921,7 @@
         </w:tc>
         <w:tc>
           <w:tcPr>
-            <w:tcW w:w="3124" w:type="dxa"/>
+            <w:tcW w:w="3125" w:type="dxa"/>
           </w:tcPr>
           <w:p>
             <w:pPr>
@@ -1982,7 +1974,7 @@
         </w:trPr>
         <w:tc>
           <w:tcPr>
-            <w:tcW w:w="1108" w:type="dxa"/>
+            <w:tcW w:w="1109" w:type="dxa"/>
           </w:tcPr>
           <w:p>
             <w:pPr>
@@ -2012,7 +2004,7 @@
         </w:tc>
         <w:tc>
           <w:tcPr>
-            <w:tcW w:w="3124" w:type="dxa"/>
+            <w:tcW w:w="3125" w:type="dxa"/>
           </w:tcPr>
           <w:p>
             <w:pPr>
@@ -2065,7 +2057,7 @@
         </w:trPr>
         <w:tc>
           <w:tcPr>
-            <w:tcW w:w="1108" w:type="dxa"/>
+            <w:tcW w:w="1109" w:type="dxa"/>
           </w:tcPr>
           <w:p>
             <w:pPr>
@@ -2095,7 +2087,7 @@
         </w:tc>
         <w:tc>
           <w:tcPr>
-            <w:tcW w:w="3124" w:type="dxa"/>
+            <w:tcW w:w="3125" w:type="dxa"/>
           </w:tcPr>
           <w:p>
             <w:pPr>
@@ -2148,7 +2140,7 @@
         </w:trPr>
         <w:tc>
           <w:tcPr>
-            <w:tcW w:w="1108" w:type="dxa"/>
+            <w:tcW w:w="1109" w:type="dxa"/>
           </w:tcPr>
           <w:p>
             <w:pPr>
@@ -2178,7 +2170,7 @@
         </w:tc>
         <w:tc>
           <w:tcPr>
-            <w:tcW w:w="3124" w:type="dxa"/>
+            <w:tcW w:w="3125" w:type="dxa"/>
           </w:tcPr>
           <w:p>
             <w:pPr>
@@ -2231,7 +2223,7 @@
         </w:trPr>
         <w:tc>
           <w:tcPr>
-            <w:tcW w:w="1108" w:type="dxa"/>
+            <w:tcW w:w="1109" w:type="dxa"/>
           </w:tcPr>
           <w:p>
             <w:pPr>
@@ -2261,7 +2253,7 @@
         </w:tc>
         <w:tc>
           <w:tcPr>
-            <w:tcW w:w="3124" w:type="dxa"/>
+            <w:tcW w:w="3125" w:type="dxa"/>
           </w:tcPr>
           <w:p>
             <w:pPr>
@@ -2314,7 +2306,7 @@
         </w:trPr>
         <w:tc>
           <w:tcPr>
-            <w:tcW w:w="1108" w:type="dxa"/>
+            <w:tcW w:w="1109" w:type="dxa"/>
           </w:tcPr>
           <w:p>
             <w:pPr>
@@ -2344,7 +2336,7 @@
         </w:tc>
         <w:tc>
           <w:tcPr>
-            <w:tcW w:w="3124" w:type="dxa"/>
+            <w:tcW w:w="3125" w:type="dxa"/>
           </w:tcPr>
           <w:p>
             <w:pPr>
@@ -2397,7 +2389,7 @@
         </w:trPr>
         <w:tc>
           <w:tcPr>
-            <w:tcW w:w="1108" w:type="dxa"/>
+            <w:tcW w:w="1109" w:type="dxa"/>
           </w:tcPr>
           <w:p>
             <w:pPr>
@@ -2427,7 +2419,7 @@
         </w:tc>
         <w:tc>
           <w:tcPr>
-            <w:tcW w:w="3124" w:type="dxa"/>
+            <w:tcW w:w="3125" w:type="dxa"/>
           </w:tcPr>
           <w:p>
             <w:pPr>
@@ -2480,7 +2472,7 @@
         </w:trPr>
         <w:tc>
           <w:tcPr>
-            <w:tcW w:w="1108" w:type="dxa"/>
+            <w:tcW w:w="1109" w:type="dxa"/>
           </w:tcPr>
           <w:p>
             <w:pPr>
@@ -2510,7 +2502,7 @@
         </w:tc>
         <w:tc>
           <w:tcPr>
-            <w:tcW w:w="3124" w:type="dxa"/>
+            <w:tcW w:w="3125" w:type="dxa"/>
           </w:tcPr>
           <w:p>
             <w:pPr>
@@ -2563,7 +2555,7 @@
         </w:trPr>
         <w:tc>
           <w:tcPr>
-            <w:tcW w:w="1108" w:type="dxa"/>
+            <w:tcW w:w="1109" w:type="dxa"/>
           </w:tcPr>
           <w:p>
             <w:pPr>
@@ -2594,7 +2586,7 @@
         </w:tc>
         <w:tc>
           <w:tcPr>
-            <w:tcW w:w="3124" w:type="dxa"/>
+            <w:tcW w:w="3125" w:type="dxa"/>
           </w:tcPr>
           <w:p>
             <w:pPr>
@@ -2647,7 +2639,7 @@
         </w:trPr>
         <w:tc>
           <w:tcPr>
-            <w:tcW w:w="1108" w:type="dxa"/>
+            <w:tcW w:w="1109" w:type="dxa"/>
           </w:tcPr>
           <w:p>
             <w:pPr>
@@ -2677,7 +2669,7 @@
         </w:tc>
         <w:tc>
           <w:tcPr>
-            <w:tcW w:w="3124" w:type="dxa"/>
+            <w:tcW w:w="3125" w:type="dxa"/>
           </w:tcPr>
           <w:p>
             <w:pPr>
@@ -2730,7 +2722,7 @@
         </w:trPr>
         <w:tc>
           <w:tcPr>
-            <w:tcW w:w="1108" w:type="dxa"/>
+            <w:tcW w:w="1109" w:type="dxa"/>
           </w:tcPr>
           <w:p>
             <w:pPr>
@@ -2760,1865 +2752,7 @@
         </w:tc>
         <w:tc>
           <w:tcPr>
-            <w:tcW w:w="3124" w:type="dxa"/>
-          </w:tcPr>
-          <w:p>
-            <w:pPr>
-              <w:rPr>
-                <w:rFonts w:hint="default"/>
-              </w:rPr>
-            </w:pPr>
-          </w:p>
-        </w:tc>
-        <w:tc>
-          <w:tcPr>
-            <w:tcW w:w="2119" w:type="dxa"/>
-          </w:tcPr>
-          <w:p>
-            <w:pPr>
-              <w:rPr>
-                <w:rFonts w:hint="default"/>
-              </w:rPr>
-            </w:pPr>
-          </w:p>
-        </w:tc>
-        <w:tc>
-          <w:tcPr>
-            <w:tcW w:w="2145" w:type="dxa"/>
-          </w:tcPr>
-          <w:p>
-            <w:pPr>
-              <w:rPr>
-                <w:rFonts w:hint="default"/>
-              </w:rPr>
-            </w:pPr>
-          </w:p>
-        </w:tc>
-        <w:tc>
-          <w:tcPr>
-            <w:tcW w:w="1964" w:type="dxa"/>
-          </w:tcPr>
-          <w:p>
-            <w:pPr>
-              <w:rPr>
-                <w:rFonts w:hint="default"/>
-              </w:rPr>
-            </w:pPr>
-          </w:p>
-        </w:tc>
-      </w:tr>
-      <w:tr>
-        <w:trPr>
-          <w:trHeight w:val="400"/>
-        </w:trPr>
-        <w:tc>
-          <w:tcPr>
-            <w:tcW w:w="1108" w:type="dxa"/>
-          </w:tcPr>
-          <w:p>
-            <w:pPr>
-              <w:suppressAutoHyphens/>
-              <w:spacing w:after="0" w:line="240" w:lineRule="auto"/>
-              <w:jc w:val="center"/>
-              <w:outlineLvl w:val="0"/>
-              <w:rPr>
-                <w:rFonts w:cs="Times New Roman" w:hint="default"/>
-                <w:b/>
-                <w:bCs/>
-                <w:sz w:val="32"/>
-                <w:szCs w:val="32"/>
-                <w:rtl/>
-              </w:rPr>
-            </w:pPr>
-            <w:r>
-              <w:rPr>
-                <w:b/>
-                <w:bCs/>
-                <w:sz w:val="32"/>
-                <w:szCs w:val="32"/>
-                <w:cs/>
-                <w14:textOutline w14:w="12700" w14:cap="flat" w14:cmpd="sng" w14:algn="ctr">
-                  <w14:noFill/>
-                  <w14:prstDash w14:val="solid"/>
-                  <w14:miter w14:lim="400000"/>
-                </w14:textOutline>
-              </w:rPr>
-              <w:t>العدد</w:t>
-            </w:r>
-          </w:p>
-        </w:tc>
-        <w:tc>
-          <w:tcPr>
-            <w:tcW w:w="3124" w:type="dxa"/>
-          </w:tcPr>
-          <w:p>
-            <w:pPr>
-              <w:tabs>
-                <w:tab w:val="left" w:pos="1440"/>
-                <w:tab w:val="left" w:pos="2880"/>
-              </w:tabs>
-              <w:suppressAutoHyphens/>
-              <w:spacing w:after="0" w:line="240" w:lineRule="auto"/>
-              <w:jc w:val="center"/>
-              <w:outlineLvl w:val="0"/>
-              <w:rPr>
-                <w:rFonts w:cs="Times New Roman" w:hint="default"/>
-                <w:b/>
-                <w:bCs/>
-                <w:sz w:val="32"/>
-                <w:szCs w:val="32"/>
-                <w:rtl/>
-              </w:rPr>
-            </w:pPr>
-            <w:r>
-              <w:rPr>
-                <w:b/>
-                <w:bCs/>
-                <w:sz w:val="32"/>
-                <w:szCs w:val="32"/>
-                <w:cs/>
-                <w14:textOutline w14:w="12700" w14:cap="flat" w14:cmpd="sng" w14:algn="ctr">
-                  <w14:noFill/>
-                  <w14:prstDash w14:val="solid"/>
-                  <w14:miter w14:lim="400000"/>
-                </w14:textOutline>
-              </w:rPr>
-              <w:t>الاسم</w:t>
-            </w:r>
-          </w:p>
-        </w:tc>
-        <w:tc>
-          <w:tcPr>
-            <w:tcW w:w="2119" w:type="dxa"/>
-          </w:tcPr>
-          <w:p>
-            <w:pPr>
-              <w:tabs>
-                <w:tab w:val="left" w:pos="1440"/>
-              </w:tabs>
-              <w:suppressAutoHyphens/>
-              <w:spacing w:after="0" w:line="240" w:lineRule="auto"/>
-              <w:jc w:val="center"/>
-              <w:outlineLvl w:val="0"/>
-              <w:rPr>
-                <w:rFonts w:cs="Times New Roman" w:hint="default"/>
-                <w:b/>
-                <w:bCs/>
-                <w:sz w:val="32"/>
-                <w:szCs w:val="32"/>
-                <w:rtl/>
-              </w:rPr>
-            </w:pPr>
-            <w:r>
-              <w:rPr>
-                <w:b/>
-                <w:bCs/>
-                <w:sz w:val="32"/>
-                <w:szCs w:val="32"/>
-                <w:cs/>
-                <w14:textOutline w14:w="12700" w14:cap="flat" w14:cmpd="sng" w14:algn="ctr">
-                  <w14:noFill/>
-                  <w14:prstDash w14:val="solid"/>
-                  <w14:miter w14:lim="400000"/>
-                </w14:textOutline>
-              </w:rPr>
-              <w:t>الرتبة</w:t>
-            </w:r>
-          </w:p>
-        </w:tc>
-        <w:tc>
-          <w:tcPr>
-            <w:tcW w:w="2145" w:type="dxa"/>
-          </w:tcPr>
-          <w:p>
-            <w:pPr>
-              <w:tabs>
-                <w:tab w:val="left" w:pos="1440"/>
-              </w:tabs>
-              <w:suppressAutoHyphens/>
-              <w:spacing w:after="0" w:line="240" w:lineRule="auto"/>
-              <w:jc w:val="center"/>
-              <w:outlineLvl w:val="0"/>
-              <w:rPr>
-                <w:rFonts w:cs="Times New Roman" w:hint="default"/>
-                <w:b/>
-                <w:bCs/>
-                <w:sz w:val="32"/>
-                <w:szCs w:val="32"/>
-                <w:rtl/>
-              </w:rPr>
-            </w:pPr>
-            <w:r>
-              <w:rPr>
-                <w:b/>
-                <w:bCs/>
-                <w:sz w:val="32"/>
-                <w:szCs w:val="32"/>
-                <w:cs/>
-                <w14:textOutline w14:w="12700" w14:cap="flat" w14:cmpd="sng" w14:algn="ctr">
-                  <w14:noFill/>
-                  <w14:prstDash w14:val="solid"/>
-                  <w14:miter w14:lim="400000"/>
-                </w14:textOutline>
-              </w:rPr>
-              <w:t>التوقيع</w:t>
-            </w:r>
-          </w:p>
-        </w:tc>
-        <w:tc>
-          <w:tcPr>
-            <w:tcW w:w="1964" w:type="dxa"/>
-          </w:tcPr>
-          <w:p>
-            <w:pPr>
-              <w:tabs>
-                <w:tab w:val="left" w:pos="1440"/>
-              </w:tabs>
-              <w:suppressAutoHyphens/>
-              <w:spacing w:after="0" w:line="240" w:lineRule="auto"/>
-              <w:jc w:val="center"/>
-              <w:outlineLvl w:val="0"/>
-              <w:rPr>
-                <w:rFonts w:cs="Times New Roman" w:hint="default"/>
-                <w:b/>
-                <w:bCs/>
-                <w:sz w:val="32"/>
-                <w:szCs w:val="32"/>
-                <w:rtl/>
-              </w:rPr>
-            </w:pPr>
-            <w:r>
-              <w:rPr>
-                <w:b/>
-                <w:bCs/>
-                <w:sz w:val="32"/>
-                <w:szCs w:val="32"/>
-                <w:cs/>
-                <w14:textOutline w14:w="12700" w14:cap="flat" w14:cmpd="sng" w14:algn="ctr">
-                  <w14:noFill/>
-                  <w14:prstDash w14:val="solid"/>
-                  <w14:miter w14:lim="400000"/>
-                </w14:textOutline>
-              </w:rPr>
-              <w:t>تاريخ التوقيع</w:t>
-            </w:r>
-          </w:p>
-        </w:tc>
-      </w:tr>
-      <w:tr>
-        <w:trPr>
-          <w:trHeight w:val="400"/>
-        </w:trPr>
-        <w:tc>
-          <w:tcPr>
-            <w:tcW w:w="1108" w:type="dxa"/>
-          </w:tcPr>
-          <w:p>
-            <w:pPr>
-              <w:suppressAutoHyphens/>
-              <w:spacing w:after="0" w:line="240" w:lineRule="auto"/>
-              <w:jc w:val="center"/>
-              <w:outlineLvl w:val="0"/>
-              <w:rPr>
-                <w:rFonts w:cs="Times New Roman" w:hint="default"/>
-                <w:rtl/>
-              </w:rPr>
-            </w:pPr>
-            <w:r>
-              <w:rPr>
-                <w:sz w:val="28"/>
-                <w:szCs w:val="28"/>
-                <w:cs/>
-                <w14:textOutline w14:w="12700" w14:cap="flat" w14:cmpd="sng" w14:algn="ctr">
-                  <w14:noFill/>
-                  <w14:prstDash w14:val="solid"/>
-                  <w14:miter w14:lim="400000"/>
-                </w14:textOutline>
-              </w:rPr>
-              <w:t>٢٣</w:t>
-            </w:r>
-          </w:p>
-        </w:tc>
-        <w:tc>
-          <w:tcPr>
-            <w:tcW w:w="3124" w:type="dxa"/>
-          </w:tcPr>
-          <w:p>
-            <w:pPr>
-              <w:rPr>
-                <w:rFonts w:hint="default"/>
-              </w:rPr>
-            </w:pPr>
-          </w:p>
-        </w:tc>
-        <w:tc>
-          <w:tcPr>
-            <w:tcW w:w="2119" w:type="dxa"/>
-          </w:tcPr>
-          <w:p>
-            <w:pPr>
-              <w:rPr>
-                <w:rFonts w:hint="default"/>
-              </w:rPr>
-            </w:pPr>
-          </w:p>
-        </w:tc>
-        <w:tc>
-          <w:tcPr>
-            <w:tcW w:w="2145" w:type="dxa"/>
-          </w:tcPr>
-          <w:p>
-            <w:pPr>
-              <w:rPr>
-                <w:rFonts w:hint="default"/>
-              </w:rPr>
-            </w:pPr>
-          </w:p>
-        </w:tc>
-        <w:tc>
-          <w:tcPr>
-            <w:tcW w:w="1964" w:type="dxa"/>
-          </w:tcPr>
-          <w:p>
-            <w:pPr>
-              <w:rPr>
-                <w:rFonts w:hint="default"/>
-              </w:rPr>
-            </w:pPr>
-          </w:p>
-        </w:tc>
-      </w:tr>
-      <w:tr>
-        <w:trPr>
-          <w:trHeight w:val="400"/>
-        </w:trPr>
-        <w:tc>
-          <w:tcPr>
-            <w:tcW w:w="1108" w:type="dxa"/>
-          </w:tcPr>
-          <w:p>
-            <w:pPr>
-              <w:suppressAutoHyphens/>
-              <w:spacing w:after="0" w:line="240" w:lineRule="auto"/>
-              <w:jc w:val="center"/>
-              <w:outlineLvl w:val="0"/>
-              <w:rPr>
-                <w:rFonts w:cs="Times New Roman" w:hint="default"/>
-                <w:rtl/>
-              </w:rPr>
-            </w:pPr>
-            <w:r>
-              <w:rPr>
-                <w:sz w:val="28"/>
-                <w:szCs w:val="28"/>
-                <w:cs/>
-                <w14:textOutline w14:w="12700" w14:cap="flat" w14:cmpd="sng" w14:algn="ctr">
-                  <w14:noFill/>
-                  <w14:prstDash w14:val="solid"/>
-                  <w14:miter w14:lim="400000"/>
-                </w14:textOutline>
-              </w:rPr>
-              <w:t>٢٤</w:t>
-            </w:r>
-          </w:p>
-        </w:tc>
-        <w:tc>
-          <w:tcPr>
-            <w:tcW w:w="3124" w:type="dxa"/>
-          </w:tcPr>
-          <w:p>
-            <w:pPr>
-              <w:rPr>
-                <w:rFonts w:hint="default"/>
-              </w:rPr>
-            </w:pPr>
-          </w:p>
-        </w:tc>
-        <w:tc>
-          <w:tcPr>
-            <w:tcW w:w="2119" w:type="dxa"/>
-          </w:tcPr>
-          <w:p>
-            <w:pPr>
-              <w:rPr>
-                <w:rFonts w:hint="default"/>
-              </w:rPr>
-            </w:pPr>
-          </w:p>
-        </w:tc>
-        <w:tc>
-          <w:tcPr>
-            <w:tcW w:w="2145" w:type="dxa"/>
-          </w:tcPr>
-          <w:p>
-            <w:pPr>
-              <w:rPr>
-                <w:rFonts w:hint="default"/>
-              </w:rPr>
-            </w:pPr>
-          </w:p>
-        </w:tc>
-        <w:tc>
-          <w:tcPr>
-            <w:tcW w:w="1964" w:type="dxa"/>
-          </w:tcPr>
-          <w:p>
-            <w:pPr>
-              <w:rPr>
-                <w:rFonts w:hint="default"/>
-              </w:rPr>
-            </w:pPr>
-          </w:p>
-        </w:tc>
-      </w:tr>
-      <w:tr>
-        <w:trPr>
-          <w:trHeight w:val="400"/>
-        </w:trPr>
-        <w:tc>
-          <w:tcPr>
-            <w:tcW w:w="1108" w:type="dxa"/>
-          </w:tcPr>
-          <w:p>
-            <w:pPr>
-              <w:suppressAutoHyphens/>
-              <w:spacing w:after="0" w:line="240" w:lineRule="auto"/>
-              <w:jc w:val="center"/>
-              <w:outlineLvl w:val="0"/>
-              <w:rPr>
-                <w:rFonts w:cs="Times New Roman" w:hint="default"/>
-                <w:rtl/>
-              </w:rPr>
-            </w:pPr>
-            <w:r>
-              <w:rPr>
-                <w:sz w:val="28"/>
-                <w:szCs w:val="28"/>
-                <w:cs/>
-                <w14:textOutline w14:w="12700" w14:cap="flat" w14:cmpd="sng" w14:algn="ctr">
-                  <w14:noFill/>
-                  <w14:prstDash w14:val="solid"/>
-                  <w14:miter w14:lim="400000"/>
-                </w14:textOutline>
-              </w:rPr>
-              <w:t>٢٥</w:t>
-            </w:r>
-          </w:p>
-        </w:tc>
-        <w:tc>
-          <w:tcPr>
-            <w:tcW w:w="3124" w:type="dxa"/>
-          </w:tcPr>
-          <w:p>
-            <w:pPr>
-              <w:rPr>
-                <w:rFonts w:hint="default"/>
-              </w:rPr>
-            </w:pPr>
-          </w:p>
-        </w:tc>
-        <w:tc>
-          <w:tcPr>
-            <w:tcW w:w="2119" w:type="dxa"/>
-          </w:tcPr>
-          <w:p>
-            <w:pPr>
-              <w:rPr>
-                <w:rFonts w:hint="default"/>
-              </w:rPr>
-            </w:pPr>
-          </w:p>
-        </w:tc>
-        <w:tc>
-          <w:tcPr>
-            <w:tcW w:w="2145" w:type="dxa"/>
-          </w:tcPr>
-          <w:p>
-            <w:pPr>
-              <w:rPr>
-                <w:rFonts w:hint="default"/>
-              </w:rPr>
-            </w:pPr>
-          </w:p>
-        </w:tc>
-        <w:tc>
-          <w:tcPr>
-            <w:tcW w:w="1964" w:type="dxa"/>
-          </w:tcPr>
-          <w:p>
-            <w:pPr>
-              <w:rPr>
-                <w:rFonts w:hint="default"/>
-              </w:rPr>
-            </w:pPr>
-          </w:p>
-        </w:tc>
-      </w:tr>
-      <w:tr>
-        <w:trPr>
-          <w:trHeight w:val="400"/>
-        </w:trPr>
-        <w:tc>
-          <w:tcPr>
-            <w:tcW w:w="1108" w:type="dxa"/>
-          </w:tcPr>
-          <w:p>
-            <w:pPr>
-              <w:suppressAutoHyphens/>
-              <w:spacing w:after="0" w:line="240" w:lineRule="auto"/>
-              <w:jc w:val="center"/>
-              <w:outlineLvl w:val="0"/>
-              <w:rPr>
-                <w:rFonts w:cs="Times New Roman" w:hint="default"/>
-                <w:rtl/>
-              </w:rPr>
-            </w:pPr>
-            <w:r>
-              <w:rPr>
-                <w:sz w:val="28"/>
-                <w:szCs w:val="28"/>
-                <w:cs/>
-                <w14:textOutline w14:w="12700" w14:cap="flat" w14:cmpd="sng" w14:algn="ctr">
-                  <w14:noFill/>
-                  <w14:prstDash w14:val="solid"/>
-                  <w14:miter w14:lim="400000"/>
-                </w14:textOutline>
-              </w:rPr>
-              <w:t>٢٦</w:t>
-            </w:r>
-          </w:p>
-        </w:tc>
-        <w:tc>
-          <w:tcPr>
-            <w:tcW w:w="3124" w:type="dxa"/>
-          </w:tcPr>
-          <w:p>
-            <w:pPr>
-              <w:rPr>
-                <w:rFonts w:hint="default"/>
-              </w:rPr>
-            </w:pPr>
-          </w:p>
-        </w:tc>
-        <w:tc>
-          <w:tcPr>
-            <w:tcW w:w="2119" w:type="dxa"/>
-          </w:tcPr>
-          <w:p>
-            <w:pPr>
-              <w:rPr>
-                <w:rFonts w:hint="default"/>
-              </w:rPr>
-            </w:pPr>
-          </w:p>
-        </w:tc>
-        <w:tc>
-          <w:tcPr>
-            <w:tcW w:w="2145" w:type="dxa"/>
-          </w:tcPr>
-          <w:p>
-            <w:pPr>
-              <w:rPr>
-                <w:rFonts w:hint="default"/>
-              </w:rPr>
-            </w:pPr>
-          </w:p>
-        </w:tc>
-        <w:tc>
-          <w:tcPr>
-            <w:tcW w:w="1964" w:type="dxa"/>
-          </w:tcPr>
-          <w:p>
-            <w:pPr>
-              <w:rPr>
-                <w:rFonts w:hint="default"/>
-              </w:rPr>
-            </w:pPr>
-          </w:p>
-        </w:tc>
-      </w:tr>
-      <w:tr>
-        <w:trPr>
-          <w:trHeight w:val="400"/>
-        </w:trPr>
-        <w:tc>
-          <w:tcPr>
-            <w:tcW w:w="1108" w:type="dxa"/>
-          </w:tcPr>
-          <w:p>
-            <w:pPr>
-              <w:suppressAutoHyphens/>
-              <w:spacing w:after="0" w:line="240" w:lineRule="auto"/>
-              <w:jc w:val="center"/>
-              <w:outlineLvl w:val="0"/>
-              <w:rPr>
-                <w:rFonts w:cs="Times New Roman" w:hint="default"/>
-                <w:rtl/>
-              </w:rPr>
-            </w:pPr>
-            <w:r>
-              <w:rPr>
-                <w:sz w:val="28"/>
-                <w:szCs w:val="28"/>
-                <w:cs/>
-                <w14:textOutline w14:w="12700" w14:cap="flat" w14:cmpd="sng" w14:algn="ctr">
-                  <w14:noFill/>
-                  <w14:prstDash w14:val="solid"/>
-                  <w14:miter w14:lim="400000"/>
-                </w14:textOutline>
-              </w:rPr>
-              <w:t>٢٧</w:t>
-            </w:r>
-          </w:p>
-        </w:tc>
-        <w:tc>
-          <w:tcPr>
-            <w:tcW w:w="3124" w:type="dxa"/>
-          </w:tcPr>
-          <w:p>
-            <w:pPr>
-              <w:rPr>
-                <w:rFonts w:hint="default"/>
-              </w:rPr>
-            </w:pPr>
-          </w:p>
-        </w:tc>
-        <w:tc>
-          <w:tcPr>
-            <w:tcW w:w="2119" w:type="dxa"/>
-          </w:tcPr>
-          <w:p>
-            <w:pPr>
-              <w:rPr>
-                <w:rFonts w:hint="default"/>
-              </w:rPr>
-            </w:pPr>
-          </w:p>
-        </w:tc>
-        <w:tc>
-          <w:tcPr>
-            <w:tcW w:w="2145" w:type="dxa"/>
-          </w:tcPr>
-          <w:p>
-            <w:pPr>
-              <w:rPr>
-                <w:rFonts w:hint="default"/>
-              </w:rPr>
-            </w:pPr>
-          </w:p>
-        </w:tc>
-        <w:tc>
-          <w:tcPr>
-            <w:tcW w:w="1964" w:type="dxa"/>
-          </w:tcPr>
-          <w:p>
-            <w:pPr>
-              <w:rPr>
-                <w:rFonts w:hint="default"/>
-              </w:rPr>
-            </w:pPr>
-          </w:p>
-        </w:tc>
-      </w:tr>
-      <w:tr>
-        <w:trPr>
-          <w:trHeight w:val="400"/>
-        </w:trPr>
-        <w:tc>
-          <w:tcPr>
-            <w:tcW w:w="1108" w:type="dxa"/>
-          </w:tcPr>
-          <w:p>
-            <w:pPr>
-              <w:suppressAutoHyphens/>
-              <w:spacing w:after="0" w:line="240" w:lineRule="auto"/>
-              <w:jc w:val="center"/>
-              <w:outlineLvl w:val="0"/>
-              <w:rPr>
-                <w:rFonts w:cs="Times New Roman" w:hint="default"/>
-                <w:rtl/>
-              </w:rPr>
-            </w:pPr>
-            <w:r>
-              <w:rPr>
-                <w:sz w:val="28"/>
-                <w:szCs w:val="28"/>
-                <w:cs/>
-                <w14:textOutline w14:w="12700" w14:cap="flat" w14:cmpd="sng" w14:algn="ctr">
-                  <w14:noFill/>
-                  <w14:prstDash w14:val="solid"/>
-                  <w14:miter w14:lim="400000"/>
-                </w14:textOutline>
-              </w:rPr>
-              <w:t>٢٨</w:t>
-            </w:r>
-          </w:p>
-        </w:tc>
-        <w:tc>
-          <w:tcPr>
-            <w:tcW w:w="3124" w:type="dxa"/>
-          </w:tcPr>
-          <w:p>
-            <w:pPr>
-              <w:rPr>
-                <w:rFonts w:hint="default"/>
-              </w:rPr>
-            </w:pPr>
-          </w:p>
-        </w:tc>
-        <w:tc>
-          <w:tcPr>
-            <w:tcW w:w="2119" w:type="dxa"/>
-          </w:tcPr>
-          <w:p>
-            <w:pPr>
-              <w:rPr>
-                <w:rFonts w:hint="default"/>
-              </w:rPr>
-            </w:pPr>
-          </w:p>
-        </w:tc>
-        <w:tc>
-          <w:tcPr>
-            <w:tcW w:w="2145" w:type="dxa"/>
-          </w:tcPr>
-          <w:p>
-            <w:pPr>
-              <w:rPr>
-                <w:rFonts w:hint="default"/>
-              </w:rPr>
-            </w:pPr>
-          </w:p>
-        </w:tc>
-        <w:tc>
-          <w:tcPr>
-            <w:tcW w:w="1964" w:type="dxa"/>
-          </w:tcPr>
-          <w:p>
-            <w:pPr>
-              <w:rPr>
-                <w:rFonts w:hint="default"/>
-              </w:rPr>
-            </w:pPr>
-          </w:p>
-        </w:tc>
-      </w:tr>
-      <w:tr>
-        <w:trPr>
-          <w:trHeight w:val="400"/>
-        </w:trPr>
-        <w:tc>
-          <w:tcPr>
-            <w:tcW w:w="1108" w:type="dxa"/>
-          </w:tcPr>
-          <w:p>
-            <w:pPr>
-              <w:suppressAutoHyphens/>
-              <w:spacing w:after="0" w:line="240" w:lineRule="auto"/>
-              <w:jc w:val="center"/>
-              <w:outlineLvl w:val="0"/>
-              <w:rPr>
-                <w:rFonts w:cs="Times New Roman" w:hint="default"/>
-                <w:rtl/>
-              </w:rPr>
-            </w:pPr>
-            <w:r>
-              <w:rPr>
-                <w:sz w:val="28"/>
-                <w:szCs w:val="28"/>
-                <w:cs/>
-                <w14:textOutline w14:w="12700" w14:cap="flat" w14:cmpd="sng" w14:algn="ctr">
-                  <w14:noFill/>
-                  <w14:prstDash w14:val="solid"/>
-                  <w14:miter w14:lim="400000"/>
-                </w14:textOutline>
-              </w:rPr>
-              <w:t>٢٩</w:t>
-            </w:r>
-          </w:p>
-        </w:tc>
-        <w:tc>
-          <w:tcPr>
-            <w:tcW w:w="3124" w:type="dxa"/>
-          </w:tcPr>
-          <w:p>
-            <w:pPr>
-              <w:rPr>
-                <w:rFonts w:hint="default"/>
-              </w:rPr>
-            </w:pPr>
-          </w:p>
-        </w:tc>
-        <w:tc>
-          <w:tcPr>
-            <w:tcW w:w="2119" w:type="dxa"/>
-          </w:tcPr>
-          <w:p>
-            <w:pPr>
-              <w:rPr>
-                <w:rFonts w:hint="default"/>
-              </w:rPr>
-            </w:pPr>
-          </w:p>
-        </w:tc>
-        <w:tc>
-          <w:tcPr>
-            <w:tcW w:w="2145" w:type="dxa"/>
-          </w:tcPr>
-          <w:p>
-            <w:pPr>
-              <w:rPr>
-                <w:rFonts w:hint="default"/>
-              </w:rPr>
-            </w:pPr>
-          </w:p>
-        </w:tc>
-        <w:tc>
-          <w:tcPr>
-            <w:tcW w:w="1964" w:type="dxa"/>
-          </w:tcPr>
-          <w:p>
-            <w:pPr>
-              <w:rPr>
-                <w:rFonts w:hint="default"/>
-              </w:rPr>
-            </w:pPr>
-          </w:p>
-        </w:tc>
-      </w:tr>
-      <w:tr>
-        <w:trPr>
-          <w:trHeight w:val="400"/>
-        </w:trPr>
-        <w:tc>
-          <w:tcPr>
-            <w:tcW w:w="1108" w:type="dxa"/>
-          </w:tcPr>
-          <w:p>
-            <w:pPr>
-              <w:suppressAutoHyphens/>
-              <w:spacing w:after="0" w:line="240" w:lineRule="auto"/>
-              <w:jc w:val="center"/>
-              <w:outlineLvl w:val="0"/>
-              <w:rPr>
-                <w:rFonts w:cs="Times New Roman" w:hint="default"/>
-                <w:rtl/>
-              </w:rPr>
-            </w:pPr>
-            <w:r>
-              <w:rPr>
-                <w:sz w:val="28"/>
-                <w:szCs w:val="28"/>
-                <w:cs/>
-                <w14:textOutline w14:w="12700" w14:cap="flat" w14:cmpd="sng" w14:algn="ctr">
-                  <w14:noFill/>
-                  <w14:prstDash w14:val="solid"/>
-                  <w14:miter w14:lim="400000"/>
-                </w14:textOutline>
-              </w:rPr>
-              <w:t>٣٠</w:t>
-            </w:r>
-          </w:p>
-        </w:tc>
-        <w:tc>
-          <w:tcPr>
-            <w:tcW w:w="3124" w:type="dxa"/>
-          </w:tcPr>
-          <w:p>
-            <w:pPr>
-              <w:rPr>
-                <w:rFonts w:hint="default"/>
-              </w:rPr>
-            </w:pPr>
-          </w:p>
-        </w:tc>
-        <w:tc>
-          <w:tcPr>
-            <w:tcW w:w="2119" w:type="dxa"/>
-          </w:tcPr>
-          <w:p>
-            <w:pPr>
-              <w:rPr>
-                <w:rFonts w:hint="default"/>
-              </w:rPr>
-            </w:pPr>
-          </w:p>
-        </w:tc>
-        <w:tc>
-          <w:tcPr>
-            <w:tcW w:w="2145" w:type="dxa"/>
-          </w:tcPr>
-          <w:p>
-            <w:pPr>
-              <w:rPr>
-                <w:rFonts w:hint="default"/>
-              </w:rPr>
-            </w:pPr>
-          </w:p>
-        </w:tc>
-        <w:tc>
-          <w:tcPr>
-            <w:tcW w:w="1964" w:type="dxa"/>
-          </w:tcPr>
-          <w:p>
-            <w:pPr>
-              <w:rPr>
-                <w:rFonts w:hint="default"/>
-              </w:rPr>
-            </w:pPr>
-          </w:p>
-        </w:tc>
-      </w:tr>
-      <w:tr>
-        <w:trPr>
-          <w:trHeight w:val="400"/>
-        </w:trPr>
-        <w:tc>
-          <w:tcPr>
-            <w:tcW w:w="1108" w:type="dxa"/>
-          </w:tcPr>
-          <w:p>
-            <w:pPr>
-              <w:suppressAutoHyphens/>
-              <w:spacing w:after="0" w:line="240" w:lineRule="auto"/>
-              <w:jc w:val="center"/>
-              <w:outlineLvl w:val="0"/>
-              <w:rPr>
-                <w:rFonts w:cs="Times New Roman" w:hint="default"/>
-                <w:rtl/>
-              </w:rPr>
-            </w:pPr>
-            <w:r>
-              <w:rPr>
-                <w:sz w:val="28"/>
-                <w:szCs w:val="28"/>
-                <w:cs/>
-                <w14:textOutline w14:w="12700" w14:cap="flat" w14:cmpd="sng" w14:algn="ctr">
-                  <w14:noFill/>
-                  <w14:prstDash w14:val="solid"/>
-                  <w14:miter w14:lim="400000"/>
-                </w14:textOutline>
-              </w:rPr>
-              <w:t>٣١</w:t>
-            </w:r>
-          </w:p>
-        </w:tc>
-        <w:tc>
-          <w:tcPr>
-            <w:tcW w:w="3124" w:type="dxa"/>
-          </w:tcPr>
-          <w:p>
-            <w:pPr>
-              <w:rPr>
-                <w:rFonts w:hint="default"/>
-              </w:rPr>
-            </w:pPr>
-          </w:p>
-        </w:tc>
-        <w:tc>
-          <w:tcPr>
-            <w:tcW w:w="2119" w:type="dxa"/>
-          </w:tcPr>
-          <w:p>
-            <w:pPr>
-              <w:rPr>
-                <w:rFonts w:hint="default"/>
-              </w:rPr>
-            </w:pPr>
-          </w:p>
-        </w:tc>
-        <w:tc>
-          <w:tcPr>
-            <w:tcW w:w="2145" w:type="dxa"/>
-          </w:tcPr>
-          <w:p>
-            <w:pPr>
-              <w:rPr>
-                <w:rFonts w:hint="default"/>
-              </w:rPr>
-            </w:pPr>
-          </w:p>
-        </w:tc>
-        <w:tc>
-          <w:tcPr>
-            <w:tcW w:w="1964" w:type="dxa"/>
-          </w:tcPr>
-          <w:p>
-            <w:pPr>
-              <w:rPr>
-                <w:rFonts w:hint="default"/>
-              </w:rPr>
-            </w:pPr>
-          </w:p>
-        </w:tc>
-      </w:tr>
-      <w:tr>
-        <w:trPr>
-          <w:trHeight w:val="400"/>
-        </w:trPr>
-        <w:tc>
-          <w:tcPr>
-            <w:tcW w:w="1108" w:type="dxa"/>
-          </w:tcPr>
-          <w:p>
-            <w:pPr>
-              <w:suppressAutoHyphens/>
-              <w:spacing w:after="0" w:line="240" w:lineRule="auto"/>
-              <w:jc w:val="center"/>
-              <w:outlineLvl w:val="0"/>
-              <w:rPr>
-                <w:rFonts w:cs="Times New Roman" w:hint="default"/>
-                <w:rtl/>
-              </w:rPr>
-            </w:pPr>
-            <w:r>
-              <w:rPr>
-                <w:sz w:val="28"/>
-                <w:szCs w:val="28"/>
-                <w:cs/>
-                <w14:textOutline w14:w="12700" w14:cap="flat" w14:cmpd="sng" w14:algn="ctr">
-                  <w14:noFill/>
-                  <w14:prstDash w14:val="solid"/>
-                  <w14:miter w14:lim="400000"/>
-                </w14:textOutline>
-              </w:rPr>
-              <w:t>٣٢</w:t>
-            </w:r>
-          </w:p>
-        </w:tc>
-        <w:tc>
-          <w:tcPr>
-            <w:tcW w:w="3124" w:type="dxa"/>
-          </w:tcPr>
-          <w:p>
-            <w:pPr>
-              <w:rPr>
-                <w:rFonts w:hint="default"/>
-              </w:rPr>
-            </w:pPr>
-          </w:p>
-        </w:tc>
-        <w:tc>
-          <w:tcPr>
-            <w:tcW w:w="2119" w:type="dxa"/>
-          </w:tcPr>
-          <w:p>
-            <w:pPr>
-              <w:rPr>
-                <w:rFonts w:hint="default"/>
-              </w:rPr>
-            </w:pPr>
-          </w:p>
-        </w:tc>
-        <w:tc>
-          <w:tcPr>
-            <w:tcW w:w="2145" w:type="dxa"/>
-          </w:tcPr>
-          <w:p>
-            <w:pPr>
-              <w:rPr>
-                <w:rFonts w:hint="default"/>
-              </w:rPr>
-            </w:pPr>
-          </w:p>
-        </w:tc>
-        <w:tc>
-          <w:tcPr>
-            <w:tcW w:w="1964" w:type="dxa"/>
-          </w:tcPr>
-          <w:p>
-            <w:pPr>
-              <w:rPr>
-                <w:rFonts w:hint="default"/>
-              </w:rPr>
-            </w:pPr>
-          </w:p>
-        </w:tc>
-      </w:tr>
-      <w:tr>
-        <w:trPr>
-          <w:trHeight w:val="400"/>
-        </w:trPr>
-        <w:tc>
-          <w:tcPr>
-            <w:tcW w:w="1108" w:type="dxa"/>
-          </w:tcPr>
-          <w:p>
-            <w:pPr>
-              <w:suppressAutoHyphens/>
-              <w:spacing w:after="0" w:line="240" w:lineRule="auto"/>
-              <w:jc w:val="center"/>
-              <w:outlineLvl w:val="0"/>
-              <w:rPr>
-                <w:rFonts w:cs="Times New Roman" w:hint="default"/>
-                <w:rtl/>
-              </w:rPr>
-            </w:pPr>
-            <w:r>
-              <w:rPr>
-                <w:sz w:val="28"/>
-                <w:szCs w:val="28"/>
-                <w:cs/>
-                <w14:textOutline w14:w="12700" w14:cap="flat" w14:cmpd="sng" w14:algn="ctr">
-                  <w14:noFill/>
-                  <w14:prstDash w14:val="solid"/>
-                  <w14:miter w14:lim="400000"/>
-                </w14:textOutline>
-              </w:rPr>
-              <w:t>٣٣</w:t>
-            </w:r>
-          </w:p>
-        </w:tc>
-        <w:tc>
-          <w:tcPr>
-            <w:tcW w:w="3124" w:type="dxa"/>
-          </w:tcPr>
-          <w:p>
-            <w:pPr>
-              <w:rPr>
-                <w:rFonts w:hint="default"/>
-              </w:rPr>
-            </w:pPr>
-          </w:p>
-        </w:tc>
-        <w:tc>
-          <w:tcPr>
-            <w:tcW w:w="2119" w:type="dxa"/>
-          </w:tcPr>
-          <w:p>
-            <w:pPr>
-              <w:rPr>
-                <w:rFonts w:hint="default"/>
-              </w:rPr>
-            </w:pPr>
-          </w:p>
-        </w:tc>
-        <w:tc>
-          <w:tcPr>
-            <w:tcW w:w="2145" w:type="dxa"/>
-          </w:tcPr>
-          <w:p>
-            <w:pPr>
-              <w:rPr>
-                <w:rFonts w:hint="default"/>
-              </w:rPr>
-            </w:pPr>
-          </w:p>
-        </w:tc>
-        <w:tc>
-          <w:tcPr>
-            <w:tcW w:w="1964" w:type="dxa"/>
-          </w:tcPr>
-          <w:p>
-            <w:pPr>
-              <w:rPr>
-                <w:rFonts w:hint="default"/>
-              </w:rPr>
-            </w:pPr>
-          </w:p>
-        </w:tc>
-      </w:tr>
-      <w:tr>
-        <w:trPr>
-          <w:trHeight w:val="400"/>
-        </w:trPr>
-        <w:tc>
-          <w:tcPr>
-            <w:tcW w:w="1108" w:type="dxa"/>
-          </w:tcPr>
-          <w:p>
-            <w:pPr>
-              <w:suppressAutoHyphens/>
-              <w:spacing w:after="0" w:line="240" w:lineRule="auto"/>
-              <w:jc w:val="center"/>
-              <w:outlineLvl w:val="0"/>
-              <w:rPr>
-                <w:rFonts w:cs="Times New Roman" w:hint="default"/>
-                <w:rtl/>
-              </w:rPr>
-            </w:pPr>
-            <w:r>
-              <w:rPr>
-                <w:sz w:val="28"/>
-                <w:szCs w:val="28"/>
-                <w:cs/>
-                <w14:textOutline w14:w="12700" w14:cap="flat" w14:cmpd="sng" w14:algn="ctr">
-                  <w14:noFill/>
-                  <w14:prstDash w14:val="solid"/>
-                  <w14:miter w14:lim="400000"/>
-                </w14:textOutline>
-              </w:rPr>
-              <w:t>٣٤</w:t>
-            </w:r>
-          </w:p>
-        </w:tc>
-        <w:tc>
-          <w:tcPr>
-            <w:tcW w:w="3124" w:type="dxa"/>
-          </w:tcPr>
-          <w:p>
-            <w:pPr>
-              <w:rPr>
-                <w:rFonts w:hint="default"/>
-              </w:rPr>
-            </w:pPr>
-          </w:p>
-        </w:tc>
-        <w:tc>
-          <w:tcPr>
-            <w:tcW w:w="2119" w:type="dxa"/>
-          </w:tcPr>
-          <w:p>
-            <w:pPr>
-              <w:rPr>
-                <w:rFonts w:hint="default"/>
-              </w:rPr>
-            </w:pPr>
-          </w:p>
-        </w:tc>
-        <w:tc>
-          <w:tcPr>
-            <w:tcW w:w="2145" w:type="dxa"/>
-          </w:tcPr>
-          <w:p>
-            <w:pPr>
-              <w:rPr>
-                <w:rFonts w:hint="default"/>
-              </w:rPr>
-            </w:pPr>
-          </w:p>
-        </w:tc>
-        <w:tc>
-          <w:tcPr>
-            <w:tcW w:w="1964" w:type="dxa"/>
-          </w:tcPr>
-          <w:p>
-            <w:pPr>
-              <w:rPr>
-                <w:rFonts w:hint="default"/>
-              </w:rPr>
-            </w:pPr>
-          </w:p>
-        </w:tc>
-      </w:tr>
-      <w:tr>
-        <w:trPr>
-          <w:trHeight w:val="400"/>
-        </w:trPr>
-        <w:tc>
-          <w:tcPr>
-            <w:tcW w:w="1108" w:type="dxa"/>
-          </w:tcPr>
-          <w:p>
-            <w:pPr>
-              <w:suppressAutoHyphens/>
-              <w:spacing w:after="0" w:line="240" w:lineRule="auto"/>
-              <w:jc w:val="center"/>
-              <w:outlineLvl w:val="0"/>
-              <w:rPr>
-                <w:rFonts w:cs="Times New Roman" w:hint="default"/>
-                <w:rtl/>
-              </w:rPr>
-            </w:pPr>
-            <w:r>
-              <w:rPr>
-                <w:sz w:val="28"/>
-                <w:szCs w:val="28"/>
-                <w:cs/>
-                <w14:textOutline w14:w="12700" w14:cap="flat" w14:cmpd="sng" w14:algn="ctr">
-                  <w14:noFill/>
-                  <w14:prstDash w14:val="solid"/>
-                  <w14:miter w14:lim="400000"/>
-                </w14:textOutline>
-              </w:rPr>
-              <w:t>٣٥</w:t>
-            </w:r>
-          </w:p>
-        </w:tc>
-        <w:tc>
-          <w:tcPr>
-            <w:tcW w:w="3124" w:type="dxa"/>
-          </w:tcPr>
-          <w:p>
-            <w:pPr>
-              <w:rPr>
-                <w:rFonts w:hint="default"/>
-              </w:rPr>
-            </w:pPr>
-          </w:p>
-        </w:tc>
-        <w:tc>
-          <w:tcPr>
-            <w:tcW w:w="2119" w:type="dxa"/>
-          </w:tcPr>
-          <w:p>
-            <w:pPr>
-              <w:rPr>
-                <w:rFonts w:hint="default"/>
-              </w:rPr>
-            </w:pPr>
-          </w:p>
-        </w:tc>
-        <w:tc>
-          <w:tcPr>
-            <w:tcW w:w="2145" w:type="dxa"/>
-          </w:tcPr>
-          <w:p>
-            <w:pPr>
-              <w:rPr>
-                <w:rFonts w:hint="default"/>
-              </w:rPr>
-            </w:pPr>
-          </w:p>
-        </w:tc>
-        <w:tc>
-          <w:tcPr>
-            <w:tcW w:w="1964" w:type="dxa"/>
-          </w:tcPr>
-          <w:p>
-            <w:pPr>
-              <w:rPr>
-                <w:rFonts w:hint="default"/>
-              </w:rPr>
-            </w:pPr>
-          </w:p>
-        </w:tc>
-      </w:tr>
-      <w:tr>
-        <w:trPr>
-          <w:trHeight w:val="400"/>
-        </w:trPr>
-        <w:tc>
-          <w:tcPr>
-            <w:tcW w:w="1108" w:type="dxa"/>
-          </w:tcPr>
-          <w:p>
-            <w:pPr>
-              <w:suppressAutoHyphens/>
-              <w:spacing w:after="0" w:line="240" w:lineRule="auto"/>
-              <w:jc w:val="center"/>
-              <w:outlineLvl w:val="0"/>
-              <w:rPr>
-                <w:rFonts w:cs="Times New Roman" w:hint="default"/>
-                <w:rtl/>
-              </w:rPr>
-            </w:pPr>
-            <w:r>
-              <w:rPr>
-                <w:sz w:val="28"/>
-                <w:szCs w:val="28"/>
-                <w:cs/>
-                <w14:textOutline w14:w="12700" w14:cap="flat" w14:cmpd="sng" w14:algn="ctr">
-                  <w14:noFill/>
-                  <w14:prstDash w14:val="solid"/>
-                  <w14:miter w14:lim="400000"/>
-                </w14:textOutline>
-              </w:rPr>
-              <w:t>٣٦</w:t>
-            </w:r>
-          </w:p>
-        </w:tc>
-        <w:tc>
-          <w:tcPr>
-            <w:tcW w:w="3124" w:type="dxa"/>
-          </w:tcPr>
-          <w:p>
-            <w:pPr>
-              <w:rPr>
-                <w:rFonts w:hint="default"/>
-              </w:rPr>
-            </w:pPr>
-          </w:p>
-        </w:tc>
-        <w:tc>
-          <w:tcPr>
-            <w:tcW w:w="2119" w:type="dxa"/>
-          </w:tcPr>
-          <w:p>
-            <w:pPr>
-              <w:rPr>
-                <w:rFonts w:hint="default"/>
-              </w:rPr>
-            </w:pPr>
-          </w:p>
-        </w:tc>
-        <w:tc>
-          <w:tcPr>
-            <w:tcW w:w="2145" w:type="dxa"/>
-          </w:tcPr>
-          <w:p>
-            <w:pPr>
-              <w:rPr>
-                <w:rFonts w:hint="default"/>
-              </w:rPr>
-            </w:pPr>
-          </w:p>
-        </w:tc>
-        <w:tc>
-          <w:tcPr>
-            <w:tcW w:w="1964" w:type="dxa"/>
-          </w:tcPr>
-          <w:p>
-            <w:pPr>
-              <w:rPr>
-                <w:rFonts w:hint="default"/>
-              </w:rPr>
-            </w:pPr>
-          </w:p>
-        </w:tc>
-      </w:tr>
-      <w:tr>
-        <w:trPr>
-          <w:trHeight w:val="400"/>
-        </w:trPr>
-        <w:tc>
-          <w:tcPr>
-            <w:tcW w:w="1108" w:type="dxa"/>
-          </w:tcPr>
-          <w:p>
-            <w:pPr>
-              <w:suppressAutoHyphens/>
-              <w:spacing w:after="0" w:line="240" w:lineRule="auto"/>
-              <w:jc w:val="center"/>
-              <w:outlineLvl w:val="0"/>
-              <w:rPr>
-                <w:rFonts w:cs="Times New Roman" w:hint="default"/>
-                <w:rtl/>
-              </w:rPr>
-            </w:pPr>
-            <w:r>
-              <w:rPr>
-                <w:sz w:val="28"/>
-                <w:szCs w:val="28"/>
-                <w:cs/>
-                <w14:textOutline w14:w="12700" w14:cap="flat" w14:cmpd="sng" w14:algn="ctr">
-                  <w14:noFill/>
-                  <w14:prstDash w14:val="solid"/>
-                  <w14:miter w14:lim="400000"/>
-                </w14:textOutline>
-              </w:rPr>
-              <w:t>٣٧</w:t>
-            </w:r>
-          </w:p>
-        </w:tc>
-        <w:tc>
-          <w:tcPr>
-            <w:tcW w:w="3124" w:type="dxa"/>
-          </w:tcPr>
-          <w:p>
-            <w:pPr>
-              <w:rPr>
-                <w:rFonts w:hint="default"/>
-              </w:rPr>
-            </w:pPr>
-          </w:p>
-        </w:tc>
-        <w:tc>
-          <w:tcPr>
-            <w:tcW w:w="2119" w:type="dxa"/>
-          </w:tcPr>
-          <w:p>
-            <w:pPr>
-              <w:rPr>
-                <w:rFonts w:hint="default"/>
-              </w:rPr>
-            </w:pPr>
-          </w:p>
-        </w:tc>
-        <w:tc>
-          <w:tcPr>
-            <w:tcW w:w="2145" w:type="dxa"/>
-          </w:tcPr>
-          <w:p>
-            <w:pPr>
-              <w:rPr>
-                <w:rFonts w:hint="default"/>
-              </w:rPr>
-            </w:pPr>
-          </w:p>
-        </w:tc>
-        <w:tc>
-          <w:tcPr>
-            <w:tcW w:w="1964" w:type="dxa"/>
-          </w:tcPr>
-          <w:p>
-            <w:pPr>
-              <w:rPr>
-                <w:rFonts w:hint="default"/>
-              </w:rPr>
-            </w:pPr>
-          </w:p>
-        </w:tc>
-      </w:tr>
-      <w:tr>
-        <w:trPr>
-          <w:trHeight w:val="400"/>
-        </w:trPr>
-        <w:tc>
-          <w:tcPr>
-            <w:tcW w:w="1108" w:type="dxa"/>
-          </w:tcPr>
-          <w:p>
-            <w:pPr>
-              <w:suppressAutoHyphens/>
-              <w:spacing w:after="0" w:line="240" w:lineRule="auto"/>
-              <w:jc w:val="center"/>
-              <w:outlineLvl w:val="0"/>
-              <w:rPr>
-                <w:rFonts w:cs="Times New Roman" w:hint="default"/>
-                <w:rtl/>
-              </w:rPr>
-            </w:pPr>
-            <w:r>
-              <w:rPr>
-                <w:sz w:val="28"/>
-                <w:szCs w:val="28"/>
-                <w:cs/>
-                <w14:textOutline w14:w="12700" w14:cap="flat" w14:cmpd="sng" w14:algn="ctr">
-                  <w14:noFill/>
-                  <w14:prstDash w14:val="solid"/>
-                  <w14:miter w14:lim="400000"/>
-                </w14:textOutline>
-              </w:rPr>
-              <w:t>٣٨</w:t>
-            </w:r>
-          </w:p>
-        </w:tc>
-        <w:tc>
-          <w:tcPr>
-            <w:tcW w:w="3124" w:type="dxa"/>
-          </w:tcPr>
-          <w:p>
-            <w:pPr>
-              <w:rPr>
-                <w:rFonts w:hint="default"/>
-              </w:rPr>
-            </w:pPr>
-          </w:p>
-        </w:tc>
-        <w:tc>
-          <w:tcPr>
-            <w:tcW w:w="2119" w:type="dxa"/>
-          </w:tcPr>
-          <w:p>
-            <w:pPr>
-              <w:rPr>
-                <w:rFonts w:hint="default"/>
-              </w:rPr>
-            </w:pPr>
-          </w:p>
-        </w:tc>
-        <w:tc>
-          <w:tcPr>
-            <w:tcW w:w="2145" w:type="dxa"/>
-          </w:tcPr>
-          <w:p>
-            <w:pPr>
-              <w:rPr>
-                <w:rFonts w:hint="default"/>
-              </w:rPr>
-            </w:pPr>
-          </w:p>
-        </w:tc>
-        <w:tc>
-          <w:tcPr>
-            <w:tcW w:w="1964" w:type="dxa"/>
-          </w:tcPr>
-          <w:p>
-            <w:pPr>
-              <w:rPr>
-                <w:rFonts w:hint="default"/>
-              </w:rPr>
-            </w:pPr>
-          </w:p>
-        </w:tc>
-      </w:tr>
-      <w:tr>
-        <w:trPr>
-          <w:trHeight w:val="400"/>
-        </w:trPr>
-        <w:tc>
-          <w:tcPr>
-            <w:tcW w:w="1108" w:type="dxa"/>
-          </w:tcPr>
-          <w:p>
-            <w:pPr>
-              <w:suppressAutoHyphens/>
-              <w:spacing w:after="0" w:line="240" w:lineRule="auto"/>
-              <w:jc w:val="center"/>
-              <w:outlineLvl w:val="0"/>
-              <w:rPr>
-                <w:rFonts w:cs="Times New Roman" w:hint="default"/>
-                <w:rtl/>
-              </w:rPr>
-            </w:pPr>
-            <w:r>
-              <w:rPr>
-                <w:sz w:val="28"/>
-                <w:szCs w:val="28"/>
-                <w:cs/>
-                <w14:textOutline w14:w="12700" w14:cap="flat" w14:cmpd="sng" w14:algn="ctr">
-                  <w14:noFill/>
-                  <w14:prstDash w14:val="solid"/>
-                  <w14:miter w14:lim="400000"/>
-                </w14:textOutline>
-              </w:rPr>
-              <w:t>٣٩</w:t>
-            </w:r>
-          </w:p>
-        </w:tc>
-        <w:tc>
-          <w:tcPr>
-            <w:tcW w:w="3124" w:type="dxa"/>
-          </w:tcPr>
-          <w:p>
-            <w:pPr>
-              <w:rPr>
-                <w:rFonts w:hint="default"/>
-              </w:rPr>
-            </w:pPr>
-          </w:p>
-        </w:tc>
-        <w:tc>
-          <w:tcPr>
-            <w:tcW w:w="2119" w:type="dxa"/>
-          </w:tcPr>
-          <w:p>
-            <w:pPr>
-              <w:rPr>
-                <w:rFonts w:hint="default"/>
-              </w:rPr>
-            </w:pPr>
-          </w:p>
-        </w:tc>
-        <w:tc>
-          <w:tcPr>
-            <w:tcW w:w="2145" w:type="dxa"/>
-          </w:tcPr>
-          <w:p>
-            <w:pPr>
-              <w:rPr>
-                <w:rFonts w:hint="default"/>
-              </w:rPr>
-            </w:pPr>
-          </w:p>
-        </w:tc>
-        <w:tc>
-          <w:tcPr>
-            <w:tcW w:w="1964" w:type="dxa"/>
-          </w:tcPr>
-          <w:p>
-            <w:pPr>
-              <w:rPr>
-                <w:rFonts w:hint="default"/>
-              </w:rPr>
-            </w:pPr>
-          </w:p>
-        </w:tc>
-      </w:tr>
-      <w:tr>
-        <w:trPr>
-          <w:trHeight w:val="400"/>
-        </w:trPr>
-        <w:tc>
-          <w:tcPr>
-            <w:tcW w:w="1108" w:type="dxa"/>
-          </w:tcPr>
-          <w:p>
-            <w:pPr>
-              <w:suppressAutoHyphens/>
-              <w:spacing w:after="0" w:line="240" w:lineRule="auto"/>
-              <w:jc w:val="center"/>
-              <w:outlineLvl w:val="0"/>
-              <w:rPr>
-                <w:rFonts w:cs="Times New Roman" w:hint="default"/>
-                <w:rtl/>
-              </w:rPr>
-            </w:pPr>
-            <w:r>
-              <w:rPr>
-                <w:sz w:val="28"/>
-                <w:szCs w:val="28"/>
-                <w:cs/>
-                <w14:textOutline w14:w="12700" w14:cap="flat" w14:cmpd="sng" w14:algn="ctr">
-                  <w14:noFill/>
-                  <w14:prstDash w14:val="solid"/>
-                  <w14:miter w14:lim="400000"/>
-                </w14:textOutline>
-              </w:rPr>
-              <w:t>٤٠</w:t>
-            </w:r>
-          </w:p>
-        </w:tc>
-        <w:tc>
-          <w:tcPr>
-            <w:tcW w:w="3124" w:type="dxa"/>
-          </w:tcPr>
-          <w:p>
-            <w:pPr>
-              <w:rPr>
-                <w:rFonts w:hint="default"/>
-              </w:rPr>
-            </w:pPr>
-          </w:p>
-        </w:tc>
-        <w:tc>
-          <w:tcPr>
-            <w:tcW w:w="2119" w:type="dxa"/>
-          </w:tcPr>
-          <w:p>
-            <w:pPr>
-              <w:rPr>
-                <w:rFonts w:hint="default"/>
-              </w:rPr>
-            </w:pPr>
-          </w:p>
-        </w:tc>
-        <w:tc>
-          <w:tcPr>
-            <w:tcW w:w="2145" w:type="dxa"/>
-          </w:tcPr>
-          <w:p>
-            <w:pPr>
-              <w:rPr>
-                <w:rFonts w:hint="default"/>
-              </w:rPr>
-            </w:pPr>
-          </w:p>
-        </w:tc>
-        <w:tc>
-          <w:tcPr>
-            <w:tcW w:w="1964" w:type="dxa"/>
-          </w:tcPr>
-          <w:p>
-            <w:pPr>
-              <w:rPr>
-                <w:rFonts w:hint="default"/>
-              </w:rPr>
-            </w:pPr>
-          </w:p>
-        </w:tc>
-      </w:tr>
-      <w:tr>
-        <w:trPr>
-          <w:trHeight w:val="400"/>
-        </w:trPr>
-        <w:tc>
-          <w:tcPr>
-            <w:tcW w:w="1108" w:type="dxa"/>
-          </w:tcPr>
-          <w:p>
-            <w:pPr>
-              <w:suppressAutoHyphens/>
-              <w:spacing w:after="0" w:line="240" w:lineRule="auto"/>
-              <w:jc w:val="center"/>
-              <w:outlineLvl w:val="0"/>
-              <w:rPr>
-                <w:rFonts w:cs="Times New Roman" w:hint="default"/>
-                <w:rtl/>
-              </w:rPr>
-            </w:pPr>
-            <w:r>
-              <w:rPr>
-                <w:sz w:val="28"/>
-                <w:szCs w:val="28"/>
-                <w:cs/>
-                <w14:textOutline w14:w="12700" w14:cap="flat" w14:cmpd="sng" w14:algn="ctr">
-                  <w14:noFill/>
-                  <w14:prstDash w14:val="solid"/>
-                  <w14:miter w14:lim="400000"/>
-                </w14:textOutline>
-              </w:rPr>
-              <w:t>٤١</w:t>
-            </w:r>
-          </w:p>
-        </w:tc>
-        <w:tc>
-          <w:tcPr>
-            <w:tcW w:w="3124" w:type="dxa"/>
-          </w:tcPr>
-          <w:p>
-            <w:pPr>
-              <w:rPr>
-                <w:rFonts w:hint="default"/>
-              </w:rPr>
-            </w:pPr>
-          </w:p>
-        </w:tc>
-        <w:tc>
-          <w:tcPr>
-            <w:tcW w:w="2119" w:type="dxa"/>
-          </w:tcPr>
-          <w:p>
-            <w:pPr>
-              <w:rPr>
-                <w:rFonts w:hint="default"/>
-              </w:rPr>
-            </w:pPr>
-          </w:p>
-        </w:tc>
-        <w:tc>
-          <w:tcPr>
-            <w:tcW w:w="2145" w:type="dxa"/>
-          </w:tcPr>
-          <w:p>
-            <w:pPr>
-              <w:rPr>
-                <w:rFonts w:hint="default"/>
-              </w:rPr>
-            </w:pPr>
-          </w:p>
-        </w:tc>
-        <w:tc>
-          <w:tcPr>
-            <w:tcW w:w="1964" w:type="dxa"/>
-          </w:tcPr>
-          <w:p>
-            <w:pPr>
-              <w:rPr>
-                <w:rFonts w:hint="default"/>
-              </w:rPr>
-            </w:pPr>
-          </w:p>
-        </w:tc>
-      </w:tr>
-      <w:tr>
-        <w:trPr>
-          <w:trHeight w:val="400"/>
-        </w:trPr>
-        <w:tc>
-          <w:tcPr>
-            <w:tcW w:w="1108" w:type="dxa"/>
-          </w:tcPr>
-          <w:p>
-            <w:pPr>
-              <w:suppressAutoHyphens/>
-              <w:spacing w:after="0" w:line="240" w:lineRule="auto"/>
-              <w:jc w:val="center"/>
-              <w:outlineLvl w:val="0"/>
-              <w:rPr>
-                <w:rFonts w:cs="Times New Roman" w:hint="default"/>
-                <w:rtl/>
-              </w:rPr>
-            </w:pPr>
-            <w:r>
-              <w:rPr>
-                <w:sz w:val="28"/>
-                <w:szCs w:val="28"/>
-                <w:cs/>
-                <w14:textOutline w14:w="12700" w14:cap="flat" w14:cmpd="sng" w14:algn="ctr">
-                  <w14:noFill/>
-                  <w14:prstDash w14:val="solid"/>
-                  <w14:miter w14:lim="400000"/>
-                </w14:textOutline>
-              </w:rPr>
-              <w:t>٤٢</w:t>
-            </w:r>
-          </w:p>
-        </w:tc>
-        <w:tc>
-          <w:tcPr>
-            <w:tcW w:w="3124" w:type="dxa"/>
+            <w:tcW w:w="3125" w:type="dxa"/>
           </w:tcPr>
           <w:p>
             <w:pPr>
@@ -4726,7 +2860,30 @@
         <w:pStyle w:val="a5"/>
         <w:spacing w:before="0" w:line="240" w:lineRule="auto"/>
         <w:rPr>
+          <w:sz w:val="32"/>
+          <w:szCs w:val="32"/>
+          <w:rtl/>
+          <w:lang w:val="ar-SA"/>
+        </w:rPr>
+      </w:pPr>
+      <w:r>
+        <w:rPr>
+          <w:sz w:val="32"/>
+          <w:szCs w:val="32"/>
+          <w:rtl/>
+          <w:lang w:val="ar-SA"/>
+        </w:rPr>
+        <w:t xml:space="preserve">                                                   </w:t>
+      </w:r>
+    </w:p>
+    <w:p>
+      <w:pPr>
+        <w:pStyle w:val="a5"/>
+        <w:spacing w:before="0" w:line="240" w:lineRule="auto"/>
+        <w:rPr>
           <w:rFonts w:ascii="Geeza Pro Bold" w:eastAsia="Geeza Pro Bold" w:hAnsi="Geeza Pro Bold" w:cs="Times New Roman"/>
+          <w:b/>
+          <w:bCs/>
           <w:sz w:val="37"/>
           <w:szCs w:val="37"/>
           <w:rtl/>
@@ -4739,11 +2896,32 @@
           <w:rtl/>
           <w:lang w:val="ar-SA"/>
         </w:rPr>
-        <w:t xml:space="preserve">                                                         </w:t>
+        <w:t xml:space="preserve">    </w:t>
+      </w:r>
+      <w:r>
+        <w:rPr>
+          <w:rFonts w:hint="cs"/>
+          <w:sz w:val="32"/>
+          <w:szCs w:val="32"/>
+          <w:rtl/>
+          <w:lang w:val="ar-SA"/>
+        </w:rPr>
+        <w:t xml:space="preserve">                                                                               </w:t>
+      </w:r>
+      <w:r>
+        <w:rPr>
+          <w:sz w:val="32"/>
+          <w:szCs w:val="32"/>
+          <w:rtl/>
+          <w:lang w:val="ar-SA"/>
+        </w:rPr>
+        <w:t xml:space="preserve">  </w:t>
       </w:r>
       <w:r>
         <w:rPr>
           <w:rFonts w:ascii="Arial Unicode MS" w:eastAsia="Arial Unicode MS" w:hAnsi="Arial Unicode MS" w:cs="Arial Unicode MS" w:hint="cs"/>
+          <w:b/>
+          <w:bCs/>
           <w:sz w:val="28"/>
           <w:szCs w:val="28"/>
           <w:rtl/>
@@ -4773,7 +2951,6 @@
           <w:rtl/>
           <w:lang w:val="ar-SA"/>
         </w:rPr>
-        <w:lastRenderedPageBreak/>
         <w:t xml:space="preserve">                                               </w:t>
       </w:r>
       <w:r>
@@ -4786,7 +2963,31 @@
           <w:rtl/>
           <w:lang w:val="ar-SA"/>
         </w:rPr>
-        <w:t xml:space="preserve">               الاسم</w:t>
+        <w:t xml:space="preserve">             </w:t>
+      </w:r>
+      <w:r>
+        <w:rPr>
+          <w:rFonts w:ascii="Arial Unicode MS" w:eastAsia="Arial Unicode MS" w:hAnsi="Arial Unicode MS" w:cs="Arial Unicode MS" w:hint="cs"/>
+          <w:b/>
+          <w:bCs/>
+          <w:sz w:val="30"/>
+          <w:szCs w:val="30"/>
+          <w:rtl/>
+          <w:lang w:val="ar-SA"/>
+        </w:rPr>
+        <w:t xml:space="preserve">    </w:t>
+      </w:r>
+      <w:r>
+        <w:rPr>
+          <w:rFonts w:ascii="Arial Unicode MS" w:eastAsia="Arial Unicode MS" w:hAnsi="Arial Unicode MS" w:cs="Arial Unicode MS" w:hint="cs"/>
+          <w:b/>
+          <w:bCs/>
+          <w:sz w:val="30"/>
+          <w:szCs w:val="30"/>
+          <w:rtl/>
+          <w:lang w:val="ar-SA"/>
+        </w:rPr>
+        <w:t xml:space="preserve">  الاسم</w:t>
       </w:r>
       <w:r>
         <w:rPr>
@@ -4822,7 +3023,7 @@
           <w:rtl/>
           <w:lang w:val="ar-SA"/>
         </w:rPr>
-        <w:t>فيصل عبدالاله الهرف</w:t>
+        <w:t xml:space="preserve"> </w:t>
       </w:r>
     </w:p>
     <w:p>
@@ -4884,7 +3085,19 @@
           <w:rtl/>
           <w:lang w:val="ar-SA"/>
         </w:rPr>
-        <w:t xml:space="preserve">ملازم اول </w:t>
+        <w:t xml:space="preserve"> </w:t>
+      </w:r>
+      <w:r>
+        <w:rPr>
+          <w:rFonts w:ascii="Arial Unicode MS" w:eastAsia="Arial Unicode MS" w:hAnsi="Arial Unicode MS" w:cs="Arial Unicode MS" w:hint="cs"/>
+          <w:b/>
+          <w:bCs/>
+          <w:sz w:val="30"/>
+          <w:szCs w:val="30"/>
+          <w:rtl/>
+          <w:lang w:val="ar-SA"/>
+        </w:rPr>
+        <w:t xml:space="preserve"> </w:t>
       </w:r>
     </w:p>
     <w:p>
@@ -4926,8 +3139,12 @@
       </w:r>
     </w:p>
     <w:sectPr>
-      <w:headerReference w:type="default" r:id="rId7"/>
-      <w:footerReference w:type="default" r:id="rId8"/>
+      <w:headerReference w:type="even" r:id="rId7"/>
+      <w:headerReference w:type="default" r:id="rId8"/>
+      <w:footerReference w:type="even" r:id="rId9"/>
+      <w:footerReference w:type="default" r:id="rId10"/>
+      <w:headerReference w:type="first" r:id="rId11"/>
+      <w:footerReference w:type="first" r:id="rId12"/>
       <w:pgSz w:w="11900" w:h="16840"/>
       <w:pgMar w:top="3402" w:right="850" w:bottom="1288" w:left="567" w:header="850" w:footer="708" w:gutter="0"/>
       <w:cols w:space="720"/>
@@ -4972,6 +3189,19 @@
   <w:p>
     <w:pPr>
       <w:pStyle w:val="a4"/>
+      <w:rPr>
+        <w:rFonts w:hint="default"/>
+      </w:rPr>
+    </w:pPr>
+  </w:p>
+</w:ftr>
+</file>
+
+<file path=word/footer2.xml><?xml version="1.0" encoding="utf-8"?>
+<w:ftr xmlns:wpc="http://schemas.microsoft.com/office/word/2010/wordprocessingCanvas" xmlns:cx="http://schemas.microsoft.com/office/drawing/2014/chartex" xmlns:cx1="http://schemas.microsoft.com/office/drawing/2015/9/8/chartex" xmlns:cx2="http://schemas.microsoft.com/office/drawing/2015/10/21/chartex" xmlns:cx3="http://schemas.microsoft.com/office/drawing/2016/5/9/chartex" xmlns:cx4="http://schemas.microsoft.com/office/drawing/2016/5/10/chartex" xmlns:cx5="http://schemas.microsoft.com/office/drawing/2016/5/11/chartex" xmlns:cx6="http://schemas.microsoft.com/office/drawing/2016/5/12/chartex" xmlns:cx7="http://schemas.microsoft.com/office/drawing/2016/5/13/chartex" xmlns:cx8="http://schemas.microsoft.com/office/drawing/2016/5/14/chartex" xmlns:mc="http://schemas.openxmlformats.org/markup-compatibility/2006" xmlns:aink="http://schemas.microsoft.com/office/drawing/2016/ink" xmlns:am3d="http://schemas.microsoft.com/office/drawing/2017/model3d" xmlns:o="urn:schemas-microsoft-com:office:office" xmlns:oel="http://schemas.microsoft.com/office/2019/extlst" xmlns:r="http://schemas.openxmlformats.org/officeDocument/2006/relationships" xmlns:m="http://schemas.openxmlformats.org/officeDocument/2006/math" xmlns:v="urn:schemas-microsoft-com:vml" xmlns:wp14="http://schemas.microsoft.com/office/word/2010/wordprocessingDrawing" xmlns:wp="http://schemas.openxmlformats.org/drawingml/2006/wordprocessingDrawing" xmlns:w10="urn:schemas-microsoft-com:office:word" xmlns:w="http://schemas.openxmlformats.org/wordprocessingml/2006/main" xmlns:w14="http://schemas.microsoft.com/office/word/2010/wordml" xmlns:w15="http://schemas.microsoft.com/office/word/2012/wordml" xmlns:w16cex="http://schemas.microsoft.com/office/word/2018/wordml/cex" xmlns:w16cid="http://schemas.microsoft.com/office/word/2016/wordml/cid" xmlns:w16="http://schemas.microsoft.com/office/word/2018/wordml" xmlns:w16du="http://schemas.microsoft.com/office/word/2023/wordml/word16du" xmlns:w16sdtdh="http://schemas.microsoft.com/office/word/2020/wordml/sdtdatahash" xmlns:w16se="http://schemas.microsoft.com/office/word/2015/wordml/symex" xmlns:wpg="http://schemas.microsoft.com/office/word/2010/wordprocessingGroup" xmlns:wpi="http://schemas.microsoft.com/office/word/2010/wordprocessingInk" xmlns:wne="http://schemas.microsoft.com/office/word/2006/wordml" xmlns:wps="http://schemas.microsoft.com/office/word/2010/wordprocessingShape" mc:Ignorable="w14 w15 w16se w16cid w16 w16cex w16sdtdh w16du wp14">
+  <w:p>
+    <w:pPr>
+      <w:pStyle w:val="a4"/>
       <w:tabs>
         <w:tab w:val="clear" w:pos="8306"/>
         <w:tab w:val="right" w:pos="8280"/>
@@ -4981,6 +3211,7 @@
         <w:rFonts w:hint="default"/>
       </w:rPr>
     </w:pPr>
+    <w:proofErr w:type="gramStart"/>
     <w:r>
       <w:rPr>
         <w:b/>
@@ -4998,7 +3229,18 @@
         <w:rtl/>
         <w:lang w:val="ar-SA"/>
       </w:rPr>
-      <w:t>:               /</w:t>
+      <w:t>:</w:t>
+    </w:r>
+    <w:proofErr w:type="gramEnd"/>
+    <w:r>
+      <w:rPr>
+        <w:rFonts w:ascii="Times New Roman" w:hAnsi="Times New Roman"/>
+        <w:b/>
+        <w:bCs/>
+        <w:rtl/>
+        <w:lang w:val="ar-SA"/>
+      </w:rPr>
+      <w:t xml:space="preserve">               /</w:t>
     </w:r>
     <w:r>
       <w:rPr>
@@ -5007,7 +3249,7 @@
         <w:rtl/>
         <w:lang w:val="ar-SA"/>
       </w:rPr>
-      <w:t>م أ ق ٢</w:t>
+      <w:t xml:space="preserve"> </w:t>
     </w:r>
     <w:r>
       <w:rPr>
@@ -5079,6 +3321,19 @@
 </w:ftr>
 </file>
 
+<file path=word/footer3.xml><?xml version="1.0" encoding="utf-8"?>
+<w:ftr xmlns:wpc="http://schemas.microsoft.com/office/word/2010/wordprocessingCanvas" xmlns:cx="http://schemas.microsoft.com/office/drawing/2014/chartex" xmlns:cx1="http://schemas.microsoft.com/office/drawing/2015/9/8/chartex" xmlns:cx2="http://schemas.microsoft.com/office/drawing/2015/10/21/chartex" xmlns:cx3="http://schemas.microsoft.com/office/drawing/2016/5/9/chartex" xmlns:cx4="http://schemas.microsoft.com/office/drawing/2016/5/10/chartex" xmlns:cx5="http://schemas.microsoft.com/office/drawing/2016/5/11/chartex" xmlns:cx6="http://schemas.microsoft.com/office/drawing/2016/5/12/chartex" xmlns:cx7="http://schemas.microsoft.com/office/drawing/2016/5/13/chartex" xmlns:cx8="http://schemas.microsoft.com/office/drawing/2016/5/14/chartex" xmlns:mc="http://schemas.openxmlformats.org/markup-compatibility/2006" xmlns:aink="http://schemas.microsoft.com/office/drawing/2016/ink" xmlns:am3d="http://schemas.microsoft.com/office/drawing/2017/model3d" xmlns:o="urn:schemas-microsoft-com:office:office" xmlns:oel="http://schemas.microsoft.com/office/2019/extlst" xmlns:r="http://schemas.openxmlformats.org/officeDocument/2006/relationships" xmlns:m="http://schemas.openxmlformats.org/officeDocument/2006/math" xmlns:v="urn:schemas-microsoft-com:vml" xmlns:wp14="http://schemas.microsoft.com/office/word/2010/wordprocessingDrawing" xmlns:wp="http://schemas.openxmlformats.org/drawingml/2006/wordprocessingDrawing" xmlns:w10="urn:schemas-microsoft-com:office:word" xmlns:w="http://schemas.openxmlformats.org/wordprocessingml/2006/main" xmlns:w14="http://schemas.microsoft.com/office/word/2010/wordml" xmlns:w15="http://schemas.microsoft.com/office/word/2012/wordml" xmlns:w16cex="http://schemas.microsoft.com/office/word/2018/wordml/cex" xmlns:w16cid="http://schemas.microsoft.com/office/word/2016/wordml/cid" xmlns:w16="http://schemas.microsoft.com/office/word/2018/wordml" xmlns:w16du="http://schemas.microsoft.com/office/word/2023/wordml/word16du" xmlns:w16sdtdh="http://schemas.microsoft.com/office/word/2020/wordml/sdtdatahash" xmlns:w16se="http://schemas.microsoft.com/office/word/2015/wordml/symex" xmlns:wpg="http://schemas.microsoft.com/office/word/2010/wordprocessingGroup" xmlns:wpi="http://schemas.microsoft.com/office/word/2010/wordprocessingInk" xmlns:wne="http://schemas.microsoft.com/office/word/2006/wordml" xmlns:wps="http://schemas.microsoft.com/office/word/2010/wordprocessingShape" mc:Ignorable="w14 w15 w16se w16cid w16 w16cex w16sdtdh w16du wp14">
+  <w:p>
+    <w:pPr>
+      <w:pStyle w:val="a4"/>
+      <w:rPr>
+        <w:rFonts w:hint="default"/>
+      </w:rPr>
+    </w:pPr>
+  </w:p>
+</w:ftr>
+</file>
+
 <file path=word/footnotes.xml><?xml version="1.0" encoding="utf-8"?>
 <w:footnotes xmlns:wpc="http://schemas.microsoft.com/office/word/2010/wordprocessingCanvas" xmlns:cx="http://schemas.microsoft.com/office/drawing/2014/chartex" xmlns:cx1="http://schemas.microsoft.com/office/drawing/2015/9/8/chartex" xmlns:cx2="http://schemas.microsoft.com/office/drawing/2015/10/21/chartex" xmlns:cx3="http://schemas.microsoft.com/office/drawing/2016/5/9/chartex" xmlns:cx4="http://schemas.microsoft.com/office/drawing/2016/5/10/chartex" xmlns:cx5="http://schemas.microsoft.com/office/drawing/2016/5/11/chartex" xmlns:cx6="http://schemas.microsoft.com/office/drawing/2016/5/12/chartex" xmlns:cx7="http://schemas.microsoft.com/office/drawing/2016/5/13/chartex" xmlns:cx8="http://schemas.microsoft.com/office/drawing/2016/5/14/chartex" xmlns:mc="http://schemas.openxmlformats.org/markup-compatibility/2006" xmlns:aink="http://schemas.microsoft.com/office/drawing/2016/ink" xmlns:am3d="http://schemas.microsoft.com/office/drawing/2017/model3d" xmlns:o="urn:schemas-microsoft-com:office:office" xmlns:oel="http://schemas.microsoft.com/office/2019/extlst" xmlns:r="http://schemas.openxmlformats.org/officeDocument/2006/relationships" xmlns:m="http://schemas.openxmlformats.org/officeDocument/2006/math" xmlns:v="urn:schemas-microsoft-com:vml" xmlns:wp14="http://schemas.microsoft.com/office/word/2010/wordprocessingDrawing" xmlns:wp="http://schemas.openxmlformats.org/drawingml/2006/wordprocessingDrawing" xmlns:w10="urn:schemas-microsoft-com:office:word" xmlns:w="http://schemas.openxmlformats.org/wordprocessingml/2006/main" xmlns:w14="http://schemas.microsoft.com/office/word/2010/wordml" xmlns:w15="http://schemas.microsoft.com/office/word/2012/wordml" xmlns:w16cex="http://schemas.microsoft.com/office/word/2018/wordml/cex" xmlns:w16cid="http://schemas.microsoft.com/office/word/2016/wordml/cid" xmlns:w16="http://schemas.microsoft.com/office/word/2018/wordml" xmlns:w16du="http://schemas.microsoft.com/office/word/2023/wordml/word16du" xmlns:w16sdtdh="http://schemas.microsoft.com/office/word/2020/wordml/sdtdatahash" xmlns:w16se="http://schemas.microsoft.com/office/word/2015/wordml/symex" xmlns:wpg="http://schemas.microsoft.com/office/word/2010/wordprocessingGroup" xmlns:wpi="http://schemas.microsoft.com/office/word/2010/wordprocessingInk" xmlns:wne="http://schemas.microsoft.com/office/word/2006/wordml" xmlns:wps="http://schemas.microsoft.com/office/word/2010/wordprocessingShape" mc:Ignorable="w14 w15 w16se w16cid w16 w16cex w16sdtdh w16du wp14">
   <w:footnote w:type="separator" w:id="-1">
@@ -5115,12 +3370,210 @@
   <w:p>
     <w:pPr>
       <w:pStyle w:val="a3"/>
+    </w:pPr>
+  </w:p>
+</w:hdr>
+</file>
+
+<file path=word/header2.xml><?xml version="1.0" encoding="utf-8"?>
+<w:hdr xmlns:wpc="http://schemas.microsoft.com/office/word/2010/wordprocessingCanvas" xmlns:cx="http://schemas.microsoft.com/office/drawing/2014/chartex" xmlns:cx1="http://schemas.microsoft.com/office/drawing/2015/9/8/chartex" xmlns:cx2="http://schemas.microsoft.com/office/drawing/2015/10/21/chartex" xmlns:cx3="http://schemas.microsoft.com/office/drawing/2016/5/9/chartex" xmlns:cx4="http://schemas.microsoft.com/office/drawing/2016/5/10/chartex" xmlns:cx5="http://schemas.microsoft.com/office/drawing/2016/5/11/chartex" xmlns:cx6="http://schemas.microsoft.com/office/drawing/2016/5/12/chartex" xmlns:cx7="http://schemas.microsoft.com/office/drawing/2016/5/13/chartex" xmlns:cx8="http://schemas.microsoft.com/office/drawing/2016/5/14/chartex" xmlns:mc="http://schemas.openxmlformats.org/markup-compatibility/2006" xmlns:aink="http://schemas.microsoft.com/office/drawing/2016/ink" xmlns:am3d="http://schemas.microsoft.com/office/drawing/2017/model3d" xmlns:o="urn:schemas-microsoft-com:office:office" xmlns:oel="http://schemas.microsoft.com/office/2019/extlst" xmlns:r="http://schemas.openxmlformats.org/officeDocument/2006/relationships" xmlns:m="http://schemas.openxmlformats.org/officeDocument/2006/math" xmlns:v="urn:schemas-microsoft-com:vml" xmlns:wp14="http://schemas.microsoft.com/office/word/2010/wordprocessingDrawing" xmlns:wp="http://schemas.openxmlformats.org/drawingml/2006/wordprocessingDrawing" xmlns:w10="urn:schemas-microsoft-com:office:word" xmlns:w="http://schemas.openxmlformats.org/wordprocessingml/2006/main" xmlns:w14="http://schemas.microsoft.com/office/word/2010/wordml" xmlns:w15="http://schemas.microsoft.com/office/word/2012/wordml" xmlns:w16cex="http://schemas.microsoft.com/office/word/2018/wordml/cex" xmlns:w16cid="http://schemas.microsoft.com/office/word/2016/wordml/cid" xmlns:w16="http://schemas.microsoft.com/office/word/2018/wordml" xmlns:w16du="http://schemas.microsoft.com/office/word/2023/wordml/word16du" xmlns:w16sdtdh="http://schemas.microsoft.com/office/word/2020/wordml/sdtdatahash" xmlns:w16se="http://schemas.microsoft.com/office/word/2015/wordml/symex" xmlns:wpg="http://schemas.microsoft.com/office/word/2010/wordprocessingGroup" xmlns:wpi="http://schemas.microsoft.com/office/word/2010/wordprocessingInk" xmlns:wne="http://schemas.microsoft.com/office/word/2006/wordml" xmlns:wps="http://schemas.microsoft.com/office/word/2010/wordprocessingShape" mc:Ignorable="w14 w15 w16se w16cid w16 w16cex w16sdtdh w16du wp14">
+  <w:p>
+    <w:pPr>
+      <w:pStyle w:val="a3"/>
       <w:tabs>
         <w:tab w:val="clear" w:pos="8306"/>
         <w:tab w:val="right" w:pos="8280"/>
       </w:tabs>
       <w:jc w:val="right"/>
     </w:pPr>
+    <w:r>
+      <w:rPr>
+        <w:noProof/>
+      </w:rPr>
+      <mc:AlternateContent>
+        <mc:Choice Requires="wps">
+          <w:drawing>
+            <wp:anchor distT="152400" distB="152400" distL="152400" distR="152400" simplePos="0" relativeHeight="251663360" behindDoc="1" locked="0" layoutInCell="1" allowOverlap="1" wp14:anchorId="38F8E657" wp14:editId="65945239">
+              <wp:simplePos x="0" y="0"/>
+              <wp:positionH relativeFrom="page">
+                <wp:posOffset>4991100</wp:posOffset>
+              </wp:positionH>
+              <wp:positionV relativeFrom="page">
+                <wp:posOffset>923925</wp:posOffset>
+              </wp:positionV>
+              <wp:extent cx="2061210" cy="504825"/>
+              <wp:effectExtent l="0" t="0" r="0" b="0"/>
+              <wp:wrapNone/>
+              <wp:docPr id="1073741830" name="officeArt object" descr="مربع نص 22"/>
+              <wp:cNvGraphicFramePr/>
+              <a:graphic xmlns:a="http://schemas.openxmlformats.org/drawingml/2006/main">
+                <a:graphicData uri="http://schemas.microsoft.com/office/word/2010/wordprocessingShape">
+                  <wps:wsp>
+                    <wps:cNvSpPr txBox="1"/>
+                    <wps:spPr>
+                      <a:xfrm>
+                        <a:off x="0" y="0"/>
+                        <a:ext cx="2061210" cy="504825"/>
+                      </a:xfrm>
+                      <a:prstGeom prst="rect">
+                        <a:avLst/>
+                      </a:prstGeom>
+                      <a:noFill/>
+                      <a:ln w="12700" cap="flat">
+                        <a:noFill/>
+                        <a:miter lim="400000"/>
+                      </a:ln>
+                      <a:effectLst/>
+                    </wps:spPr>
+                    <wps:txbx>
+                      <w:txbxContent>
+                        <w:p>
+                          <w:pPr>
+                            <w:spacing w:after="0" w:line="240" w:lineRule="auto"/>
+                            <w:jc w:val="center"/>
+                            <w:rPr>
+                              <w:rFonts w:hint="default"/>
+                            </w:rPr>
+                          </w:pPr>
+                          <w:r>
+                            <w:rPr>
+                              <w:sz w:val="36"/>
+                              <w:szCs w:val="36"/>
+                              <w:rtl/>
+                              <w:lang w:val="ar-SA"/>
+                            </w:rPr>
+                            <w:t>المديرية</w:t>
+                          </w:r>
+                          <w:r>
+                            <w:rPr>
+                              <w:rFonts w:ascii="Helvetica" w:hAnsi="Helvetica"/>
+                              <w:sz w:val="36"/>
+                              <w:szCs w:val="36"/>
+                              <w:rtl/>
+                              <w:lang w:val="ar-SA"/>
+                            </w:rPr>
+                            <w:t xml:space="preserve"> </w:t>
+                          </w:r>
+                          <w:r>
+                            <w:rPr>
+                              <w:sz w:val="36"/>
+                              <w:szCs w:val="36"/>
+                              <w:rtl/>
+                              <w:lang w:val="ar-SA"/>
+                            </w:rPr>
+                            <w:t>العامة</w:t>
+                          </w:r>
+                          <w:r>
+                            <w:rPr>
+                              <w:rFonts w:ascii="Helvetica" w:hAnsi="Helvetica"/>
+                              <w:sz w:val="36"/>
+                              <w:szCs w:val="36"/>
+                              <w:rtl/>
+                              <w:lang w:val="ar-SA"/>
+                            </w:rPr>
+                            <w:t xml:space="preserve"> </w:t>
+                          </w:r>
+                          <w:r>
+                            <w:rPr>
+                              <w:sz w:val="36"/>
+                              <w:szCs w:val="36"/>
+                              <w:rtl/>
+                              <w:lang w:val="ar-SA"/>
+                            </w:rPr>
+                            <w:t>للجوازات</w:t>
+                          </w:r>
+                        </w:p>
+                      </w:txbxContent>
+                    </wps:txbx>
+                    <wps:bodyPr wrap="square" lIns="45719" tIns="45719" rIns="45719" bIns="45719" numCol="1" anchor="t">
+                      <a:noAutofit/>
+                    </wps:bodyPr>
+                  </wps:wsp>
+                </a:graphicData>
+              </a:graphic>
+              <wp14:sizeRelH relativeFrom="margin">
+                <wp14:pctWidth>0</wp14:pctWidth>
+              </wp14:sizeRelH>
+              <wp14:sizeRelV relativeFrom="margin">
+                <wp14:pctHeight>0</wp14:pctHeight>
+              </wp14:sizeRelV>
+            </wp:anchor>
+          </w:drawing>
+        </mc:Choice>
+        <mc:Fallback>
+          <w:pict>
+            <v:shapetype w14:anchorId="38F8E657" id="_x0000_t202" coordsize="21600,21600" o:spt="202" path="m,l,21600r21600,l21600,xe">
+              <v:stroke joinstyle="miter"/>
+              <v:path gradientshapeok="t" o:connecttype="rect"/>
+            </v:shapetype>
+            <v:shape id="officeArt object" o:spid="_x0000_s1026" type="#_x0000_t202" alt="مربع نص 22" style="position:absolute;margin-left:393pt;margin-top:72.75pt;width:162.3pt;height:39.75pt;z-index:-251653120;visibility:visible;mso-wrap-style:square;mso-width-percent:0;mso-height-percent:0;mso-wrap-distance-left:12pt;mso-wrap-distance-top:12pt;mso-wrap-distance-right:12pt;mso-wrap-distance-bottom:12pt;mso-position-horizontal:absolute;mso-position-horizontal-relative:page;mso-position-vertical:absolute;mso-position-vertical-relative:page;mso-width-percent:0;mso-height-percent:0;mso-width-relative:margin;mso-height-relative:margin;v-text-anchor:top" o:gfxdata="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" filled="f" stroked="f" strokeweight="1pt">
+              <v:stroke miterlimit="4"/>
+              <v:textbox inset="1.27mm,1.27mm,1.27mm,1.27mm">
+                <w:txbxContent>
+                  <w:p>
+                    <w:pPr>
+                      <w:spacing w:after="0" w:line="240" w:lineRule="auto"/>
+                      <w:jc w:val="center"/>
+                      <w:rPr>
+                        <w:rFonts w:hint="default"/>
+                      </w:rPr>
+                    </w:pPr>
+                    <w:r>
+                      <w:rPr>
+                        <w:sz w:val="36"/>
+                        <w:szCs w:val="36"/>
+                        <w:rtl/>
+                        <w:lang w:val="ar-SA"/>
+                      </w:rPr>
+                      <w:t>المديرية</w:t>
+                    </w:r>
+                    <w:r>
+                      <w:rPr>
+                        <w:rFonts w:ascii="Helvetica" w:hAnsi="Helvetica"/>
+                        <w:sz w:val="36"/>
+                        <w:szCs w:val="36"/>
+                        <w:rtl/>
+                        <w:lang w:val="ar-SA"/>
+                      </w:rPr>
+                      <w:t xml:space="preserve"> </w:t>
+                    </w:r>
+                    <w:r>
+                      <w:rPr>
+                        <w:sz w:val="36"/>
+                        <w:szCs w:val="36"/>
+                        <w:rtl/>
+                        <w:lang w:val="ar-SA"/>
+                      </w:rPr>
+                      <w:t>العامة</w:t>
+                    </w:r>
+                    <w:r>
+                      <w:rPr>
+                        <w:rFonts w:ascii="Helvetica" w:hAnsi="Helvetica"/>
+                        <w:sz w:val="36"/>
+                        <w:szCs w:val="36"/>
+                        <w:rtl/>
+                        <w:lang w:val="ar-SA"/>
+                      </w:rPr>
+                      <w:t xml:space="preserve"> </w:t>
+                    </w:r>
+                    <w:r>
+                      <w:rPr>
+                        <w:sz w:val="36"/>
+                        <w:szCs w:val="36"/>
+                        <w:rtl/>
+                        <w:lang w:val="ar-SA"/>
+                      </w:rPr>
+                      <w:t>للجوازات</w:t>
+                    </w:r>
+                  </w:p>
+                </w:txbxContent>
+              </v:textbox>
+              <w10:wrap anchorx="page" anchory="page"/>
+            </v:shape>
+          </w:pict>
+        </mc:Fallback>
+      </mc:AlternateContent>
+    </w:r>
     <w:r>
       <w:rPr>
         <w:noProof/>
@@ -5341,7 +3794,7 @@
       <mc:AlternateContent>
         <mc:Choice Requires="wps">
           <w:drawing>
-            <wp:anchor distT="152400" distB="152400" distL="152400" distR="152400" simplePos="0" relativeHeight="251662336" behindDoc="1" locked="0" layoutInCell="1" allowOverlap="1" wp14:anchorId="2505A7E1" wp14:editId="65062CFE">
+            <wp:anchor distT="152400" distB="152400" distL="152400" distR="152400" simplePos="0" relativeHeight="251662336" behindDoc="1" locked="0" layoutInCell="1" allowOverlap="1" wp14:anchorId="2505A7E1" wp14:editId="63B6B4BC">
               <wp:simplePos x="0" y="0"/>
               <wp:positionH relativeFrom="page">
                 <wp:posOffset>5447665</wp:posOffset>
@@ -5425,28 +3878,24 @@
         </mc:Choice>
         <mc:Fallback>
           <w:pict>
-            <v:shape id="_x0000_s1026" type="#_x0000_t202" style="visibility:visible;position:absolute;margin-left:429.0pt;margin-top:51.5pt;width:116.6pt;height:36.3pt;z-index:-251654144;mso-position-horizontal:absolute;mso-position-horizontal-relative:page;mso-position-vertical:absolute;mso-position-vertical-relative:page;mso-wrap-distance-left:12.0pt;mso-wrap-distance-top:12.0pt;mso-wrap-distance-right:12.0pt;mso-wrap-distance-bottom:12.0pt;">
-              <v:fill on="f"/>
-              <v:stroke on="f" weight="1.0pt" dashstyle="solid" endcap="flat" miterlimit="400.0%" joinstyle="miter" linestyle="single" startarrow="none" startarrowwidth="medium" startarrowlength="medium" endarrow="none" endarrowwidth="medium" endarrowlength="medium"/>
-              <v:textbox>
+            <v:shape w14:anchorId="2505A7E1" id="_x0000_s1027" type="#_x0000_t202" alt="مربع نص 23" style="position:absolute;margin-left:428.95pt;margin-top:51.5pt;width:116.55pt;height:36.35pt;z-index:-251654144;visibility:visible;mso-wrap-style:square;mso-wrap-distance-left:12pt;mso-wrap-distance-top:12pt;mso-wrap-distance-right:12pt;mso-wrap-distance-bottom:12pt;mso-position-horizontal:absolute;mso-position-horizontal-relative:page;mso-position-vertical:absolute;mso-position-vertical-relative:page;v-text-anchor:top" o:gfxdata="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" filled="f" stroked="f" strokeweight="1pt">
+              <v:stroke miterlimit="4"/>
+              <v:textbox inset="1.27mm,1.27mm,1.27mm,1.27mm">
                 <w:txbxContent>
                   <w:p>
                     <w:pPr>
-                      <w:pStyle w:val="Normal.0"/>
                       <w:spacing w:after="0" w:line="240" w:lineRule="auto"/>
                       <w:jc w:val="center"/>
+                      <w:rPr>
+                        <w:rFonts w:hint="default"/>
+                      </w:rPr>
                     </w:pPr>
                     <w:r>
                       <w:rPr>
-                        <w:rFonts w:ascii="Arial Unicode MS" w:cs="Arial Unicode MS" w:hAnsi="Arial Unicode MS" w:eastAsia="Arial Unicode MS" w:hint="cs"/>
-                        <w:b w:val="0"/>
-                        <w:bCs w:val="0"/>
-                        <w:i w:val="0"/>
-                        <w:iCs w:val="0"/>
                         <w:sz w:val="36"/>
                         <w:szCs w:val="36"/>
-                        <w:rtl w:val="1"/>
-                        <w:lang w:val="ar-SA" w:bidi="ar-SA"/>
+                        <w:rtl/>
+                        <w:lang w:val="ar-SA"/>
                       </w:rPr>
                       <w:t>وزارة</w:t>
                     </w:r>
@@ -5455,226 +3904,39 @@
                         <w:rFonts w:ascii="Helvetica" w:hAnsi="Helvetica"/>
                         <w:sz w:val="36"/>
                         <w:szCs w:val="36"/>
-                        <w:rtl w:val="1"/>
-                        <w:lang w:val="ar-SA" w:bidi="ar-SA"/>
+                        <w:rtl/>
+                        <w:lang w:val="ar-SA"/>
                       </w:rPr>
                       <w:t xml:space="preserve"> </w:t>
                     </w:r>
                     <w:r>
                       <w:rPr>
-                        <w:rFonts w:ascii="Arial Unicode MS" w:cs="Arial Unicode MS" w:hAnsi="Arial Unicode MS" w:eastAsia="Arial Unicode MS" w:hint="cs"/>
-                        <w:b w:val="0"/>
-                        <w:bCs w:val="0"/>
-                        <w:i w:val="0"/>
-                        <w:iCs w:val="0"/>
                         <w:sz w:val="36"/>
                         <w:szCs w:val="36"/>
-                        <w:rtl w:val="1"/>
-                        <w:lang w:val="ar-SA" w:bidi="ar-SA"/>
+                        <w:rtl/>
+                        <w:lang w:val="ar-SA"/>
                       </w:rPr>
                       <w:t>الداخلية</w:t>
                     </w:r>
                   </w:p>
                 </w:txbxContent>
               </v:textbox>
-              <w10:wrap type="none" side="bothSides" anchorx="page" anchory="page"/>
+              <w10:wrap anchorx="page" anchory="page"/>
             </v:shape>
           </w:pict>
         </mc:Fallback>
       </mc:AlternateContent>
     </w:r>
-    <w:r>
-      <w:rPr>
-        <w:noProof/>
-      </w:rPr>
-      <mc:AlternateContent>
-        <mc:Choice Requires="wps">
-          <w:drawing>
-            <wp:anchor distT="152400" distB="152400" distL="152400" distR="152400" simplePos="0" relativeHeight="251663360" behindDoc="1" locked="0" layoutInCell="1" allowOverlap="1" wp14:anchorId="38F8E657" wp14:editId="3FA957D2">
-              <wp:simplePos x="0" y="0"/>
-              <wp:positionH relativeFrom="page">
-                <wp:posOffset>5294629</wp:posOffset>
-              </wp:positionH>
-              <wp:positionV relativeFrom="page">
-                <wp:posOffset>926465</wp:posOffset>
-              </wp:positionV>
-              <wp:extent cx="1756410" cy="883284"/>
-              <wp:effectExtent l="0" t="0" r="0" b="0"/>
-              <wp:wrapNone/>
-              <wp:docPr id="1073741830" name="officeArt object" descr="مربع نص 22"/>
-              <wp:cNvGraphicFramePr/>
-              <a:graphic xmlns:a="http://schemas.openxmlformats.org/drawingml/2006/main">
-                <a:graphicData uri="http://schemas.microsoft.com/office/word/2010/wordprocessingShape">
-                  <wps:wsp>
-                    <wps:cNvSpPr txBox="1"/>
-                    <wps:spPr>
-                      <a:xfrm>
-                        <a:off x="0" y="0"/>
-                        <a:ext cx="1756410" cy="883284"/>
-                      </a:xfrm>
-                      <a:prstGeom prst="rect">
-                        <a:avLst/>
-                      </a:prstGeom>
-                      <a:noFill/>
-                      <a:ln w="12700" cap="flat">
-                        <a:noFill/>
-                        <a:miter lim="400000"/>
-                      </a:ln>
-                      <a:effectLst/>
-                    </wps:spPr>
-                    <wps:txbx>
-                      <w:txbxContent>
-                        <w:p>
-                          <w:pPr>
-                            <w:spacing w:after="0" w:line="240" w:lineRule="auto"/>
-                            <w:jc w:val="center"/>
-                            <w:rPr>
-                              <w:rFonts w:hint="default"/>
-                            </w:rPr>
-                          </w:pPr>
-                          <w:r>
-                            <w:rPr>
-                              <w:sz w:val="36"/>
-                              <w:szCs w:val="36"/>
-                              <w:rtl/>
-                              <w:lang w:val="ar-SA"/>
-                            </w:rPr>
-                            <w:t>المديرية</w:t>
-                          </w:r>
-                          <w:r>
-                            <w:rPr>
-                              <w:rFonts w:ascii="Helvetica" w:hAnsi="Helvetica"/>
-                              <w:sz w:val="36"/>
-                              <w:szCs w:val="36"/>
-                              <w:rtl/>
-                              <w:lang w:val="ar-SA"/>
-                            </w:rPr>
-                            <w:t xml:space="preserve"> </w:t>
-                          </w:r>
-                          <w:r>
-                            <w:rPr>
-                              <w:sz w:val="36"/>
-                              <w:szCs w:val="36"/>
-                              <w:rtl/>
-                              <w:lang w:val="ar-SA"/>
-                            </w:rPr>
-                            <w:t>العامة</w:t>
-                          </w:r>
-                          <w:r>
-                            <w:rPr>
-                              <w:rFonts w:ascii="Helvetica" w:hAnsi="Helvetica"/>
-                              <w:sz w:val="36"/>
-                              <w:szCs w:val="36"/>
-                              <w:rtl/>
-                              <w:lang w:val="ar-SA"/>
-                            </w:rPr>
-                            <w:t xml:space="preserve"> </w:t>
-                          </w:r>
-                          <w:r>
-                            <w:rPr>
-                              <w:sz w:val="36"/>
-                              <w:szCs w:val="36"/>
-                              <w:rtl/>
-                              <w:lang w:val="ar-SA"/>
-                            </w:rPr>
-                            <w:t>للجوازات</w:t>
-                          </w:r>
-                        </w:p>
-                      </w:txbxContent>
-                    </wps:txbx>
-                    <wps:bodyPr wrap="square" lIns="45719" tIns="45719" rIns="45719" bIns="45719" numCol="1" anchor="t">
-                      <a:noAutofit/>
-                    </wps:bodyPr>
-                  </wps:wsp>
-                </a:graphicData>
-              </a:graphic>
-            </wp:anchor>
-          </w:drawing>
-        </mc:Choice>
-        <mc:Fallback>
-          <w:pict>
-            <v:shape id="_x0000_s1027" type="#_x0000_t202" style="visibility:visible;position:absolute;margin-left:416.9pt;margin-top:73.0pt;width:138.3pt;height:69.5pt;z-index:-251653120;mso-position-horizontal:absolute;mso-position-horizontal-relative:page;mso-position-vertical:absolute;mso-position-vertical-relative:page;mso-wrap-distance-left:12.0pt;mso-wrap-distance-top:12.0pt;mso-wrap-distance-right:12.0pt;mso-wrap-distance-bottom:12.0pt;">
-              <v:fill on="f"/>
-              <v:stroke on="f" weight="1.0pt" dashstyle="solid" endcap="flat" miterlimit="400.0%" joinstyle="miter" linestyle="single" startarrow="none" startarrowwidth="medium" startarrowlength="medium" endarrow="none" endarrowwidth="medium" endarrowlength="medium"/>
-              <v:textbox>
-                <w:txbxContent>
-                  <w:p>
-                    <w:pPr>
-                      <w:pStyle w:val="Normal.0"/>
-                      <w:spacing w:after="0" w:line="240" w:lineRule="auto"/>
-                      <w:jc w:val="center"/>
-                    </w:pPr>
-                    <w:r>
-                      <w:rPr>
-                        <w:rFonts w:ascii="Arial Unicode MS" w:cs="Arial Unicode MS" w:hAnsi="Arial Unicode MS" w:eastAsia="Arial Unicode MS" w:hint="cs"/>
-                        <w:b w:val="0"/>
-                        <w:bCs w:val="0"/>
-                        <w:i w:val="0"/>
-                        <w:iCs w:val="0"/>
-                        <w:sz w:val="36"/>
-                        <w:szCs w:val="36"/>
-                        <w:rtl w:val="1"/>
-                        <w:lang w:val="ar-SA" w:bidi="ar-SA"/>
-                      </w:rPr>
-                      <w:t>المديرية</w:t>
-                    </w:r>
-                    <w:r>
-                      <w:rPr>
-                        <w:rFonts w:ascii="Helvetica" w:hAnsi="Helvetica"/>
-                        <w:sz w:val="36"/>
-                        <w:szCs w:val="36"/>
-                        <w:rtl w:val="1"/>
-                        <w:lang w:val="ar-SA" w:bidi="ar-SA"/>
-                      </w:rPr>
-                      <w:t xml:space="preserve"> </w:t>
-                    </w:r>
-                    <w:r>
-                      <w:rPr>
-                        <w:rFonts w:ascii="Arial Unicode MS" w:cs="Arial Unicode MS" w:hAnsi="Arial Unicode MS" w:eastAsia="Arial Unicode MS" w:hint="cs"/>
-                        <w:b w:val="0"/>
-                        <w:bCs w:val="0"/>
-                        <w:i w:val="0"/>
-                        <w:iCs w:val="0"/>
-                        <w:sz w:val="36"/>
-                        <w:szCs w:val="36"/>
-                        <w:rtl w:val="1"/>
-                        <w:lang w:val="ar-SA" w:bidi="ar-SA"/>
-                      </w:rPr>
-                      <w:t>العامة</w:t>
-                    </w:r>
-                    <w:r>
-                      <w:rPr>
-                        <w:rFonts w:ascii="Helvetica" w:hAnsi="Helvetica"/>
-                        <w:sz w:val="36"/>
-                        <w:szCs w:val="36"/>
-                        <w:rtl w:val="1"/>
-                        <w:lang w:val="ar-SA" w:bidi="ar-SA"/>
-                      </w:rPr>
-                      <w:t xml:space="preserve"> </w:t>
-                    </w:r>
-                    <w:r>
-                      <w:rPr>
-                        <w:rFonts w:ascii="Arial Unicode MS" w:cs="Arial Unicode MS" w:hAnsi="Arial Unicode MS" w:eastAsia="Arial Unicode MS" w:hint="cs"/>
-                        <w:b w:val="0"/>
-                        <w:bCs w:val="0"/>
-                        <w:i w:val="0"/>
-                        <w:iCs w:val="0"/>
-                        <w:sz w:val="36"/>
-                        <w:szCs w:val="36"/>
-                        <w:rtl w:val="1"/>
-                        <w:lang w:val="ar-SA" w:bidi="ar-SA"/>
-                      </w:rPr>
-                      <w:t>للجوازات</w:t>
-                    </w:r>
-                  </w:p>
-                </w:txbxContent>
-              </v:textbox>
-              <w10:wrap type="none" side="bothSides" anchorx="page" anchory="page"/>
-            </v:shape>
-          </w:pict>
-        </mc:Fallback>
-      </mc:AlternateContent>
-    </w:r>
+  </w:p>
+</w:hdr>
+</file>
+
+<file path=word/header3.xml><?xml version="1.0" encoding="utf-8"?>
+<w:hdr xmlns:wpc="http://schemas.microsoft.com/office/word/2010/wordprocessingCanvas" xmlns:cx="http://schemas.microsoft.com/office/drawing/2014/chartex" xmlns:cx1="http://schemas.microsoft.com/office/drawing/2015/9/8/chartex" xmlns:cx2="http://schemas.microsoft.com/office/drawing/2015/10/21/chartex" xmlns:cx3="http://schemas.microsoft.com/office/drawing/2016/5/9/chartex" xmlns:cx4="http://schemas.microsoft.com/office/drawing/2016/5/10/chartex" xmlns:cx5="http://schemas.microsoft.com/office/drawing/2016/5/11/chartex" xmlns:cx6="http://schemas.microsoft.com/office/drawing/2016/5/12/chartex" xmlns:cx7="http://schemas.microsoft.com/office/drawing/2016/5/13/chartex" xmlns:cx8="http://schemas.microsoft.com/office/drawing/2016/5/14/chartex" xmlns:mc="http://schemas.openxmlformats.org/markup-compatibility/2006" xmlns:aink="http://schemas.microsoft.com/office/drawing/2016/ink" xmlns:am3d="http://schemas.microsoft.com/office/drawing/2017/model3d" xmlns:o="urn:schemas-microsoft-com:office:office" xmlns:oel="http://schemas.microsoft.com/office/2019/extlst" xmlns:r="http://schemas.openxmlformats.org/officeDocument/2006/relationships" xmlns:m="http://schemas.openxmlformats.org/officeDocument/2006/math" xmlns:v="urn:schemas-microsoft-com:vml" xmlns:wp14="http://schemas.microsoft.com/office/word/2010/wordprocessingDrawing" xmlns:wp="http://schemas.openxmlformats.org/drawingml/2006/wordprocessingDrawing" xmlns:w10="urn:schemas-microsoft-com:office:word" xmlns:w="http://schemas.openxmlformats.org/wordprocessingml/2006/main" xmlns:w14="http://schemas.microsoft.com/office/word/2010/wordml" xmlns:w15="http://schemas.microsoft.com/office/word/2012/wordml" xmlns:w16cex="http://schemas.microsoft.com/office/word/2018/wordml/cex" xmlns:w16cid="http://schemas.microsoft.com/office/word/2016/wordml/cid" xmlns:w16="http://schemas.microsoft.com/office/word/2018/wordml" xmlns:w16du="http://schemas.microsoft.com/office/word/2023/wordml/word16du" xmlns:w16sdtdh="http://schemas.microsoft.com/office/word/2020/wordml/sdtdatahash" xmlns:w16se="http://schemas.microsoft.com/office/word/2015/wordml/symex" xmlns:wpg="http://schemas.microsoft.com/office/word/2010/wordprocessingGroup" xmlns:wpi="http://schemas.microsoft.com/office/word/2010/wordprocessingInk" xmlns:wne="http://schemas.microsoft.com/office/word/2006/wordml" xmlns:wps="http://schemas.microsoft.com/office/word/2010/wordprocessingShape" mc:Ignorable="w14 w15 w16se w16cid w16 w16cex w16sdtdh w16du wp14">
+  <w:p>
+    <w:pPr>
+      <w:pStyle w:val="a3"/>
+    </w:pPr>
   </w:p>
 </w:hdr>
 </file>
